--- a/fuentes/228147_CF01_DU.docx
+++ b/fuentes/228147_CF01_DU.docx
@@ -1,6 +1,6 @@
 
 <file path=word/document.xml><?xml version="1.0" encoding="utf-8"?>
-<w:document xmlns:wpc="http://schemas.microsoft.com/office/word/2010/wordprocessingCanvas" xmlns:cx="http://schemas.microsoft.com/office/drawing/2014/chartex" xmlns:cx1="http://schemas.microsoft.com/office/drawing/2015/9/8/chartex" xmlns:cx2="http://schemas.microsoft.com/office/drawing/2015/10/21/chartex" xmlns:cx3="http://schemas.microsoft.com/office/drawing/2016/5/9/chartex" xmlns:cx4="http://schemas.microsoft.com/office/drawing/2016/5/10/chartex" xmlns:cx5="http://schemas.microsoft.com/office/drawing/2016/5/11/chartex" xmlns:cx6="http://schemas.microsoft.com/office/drawing/2016/5/12/chartex" xmlns:cx7="http://schemas.microsoft.com/office/drawing/2016/5/13/chartex" xmlns:cx8="http://schemas.microsoft.com/office/drawing/2016/5/14/chartex" xmlns:mc="http://schemas.openxmlformats.org/markup-compatibility/2006" xmlns:aink="http://schemas.microsoft.com/office/drawing/2016/ink" xmlns:am3d="http://schemas.microsoft.com/office/drawing/2017/model3d" xmlns:o="urn:schemas-microsoft-com:office:office" xmlns:oel="http://schemas.microsoft.com/office/2019/extlst" xmlns:r="http://schemas.openxmlformats.org/officeDocument/2006/relationships" xmlns:m="http://schemas.openxmlformats.org/officeDocument/2006/math" xmlns:v="urn:schemas-microsoft-com:vml" xmlns:wp14="http://schemas.microsoft.com/office/word/2010/wordprocessingDrawing" xmlns:wp="http://schemas.openxmlformats.org/drawingml/2006/wordprocessingDrawing" xmlns:w10="urn:schemas-microsoft-com:office:word" xmlns:w="http://schemas.openxmlformats.org/wordprocessingml/2006/main" xmlns:w14="http://schemas.microsoft.com/office/word/2010/wordml" xmlns:w15="http://schemas.microsoft.com/office/word/2012/wordml" xmlns:w16cex="http://schemas.microsoft.com/office/word/2018/wordml/cex" xmlns:w16cid="http://schemas.microsoft.com/office/word/2016/wordml/cid" xmlns:w16="http://schemas.microsoft.com/office/word/2018/wordml" xmlns:w16sdtdh="http://schemas.microsoft.com/office/word/2020/wordml/sdtdatahash" xmlns:w16se="http://schemas.microsoft.com/office/word/2015/wordml/symex" xmlns:wpg="http://schemas.microsoft.com/office/word/2010/wordprocessingGroup" xmlns:wpi="http://schemas.microsoft.com/office/word/2010/wordprocessingInk" xmlns:wne="http://schemas.microsoft.com/office/word/2006/wordml" xmlns:wps="http://schemas.microsoft.com/office/word/2010/wordprocessingShape" mc:Ignorable="w14 w15 w16se w16cid w16 w16cex w16sdtdh wp14">
+<w:document xmlns:wpc="http://schemas.microsoft.com/office/word/2010/wordprocessingCanvas" xmlns:cx="http://schemas.microsoft.com/office/drawing/2014/chartex" xmlns:cx1="http://schemas.microsoft.com/office/drawing/2015/9/8/chartex" xmlns:cx2="http://schemas.microsoft.com/office/drawing/2015/10/21/chartex" xmlns:cx3="http://schemas.microsoft.com/office/drawing/2016/5/9/chartex" xmlns:cx4="http://schemas.microsoft.com/office/drawing/2016/5/10/chartex" xmlns:cx5="http://schemas.microsoft.com/office/drawing/2016/5/11/chartex" xmlns:cx6="http://schemas.microsoft.com/office/drawing/2016/5/12/chartex" xmlns:cx7="http://schemas.microsoft.com/office/drawing/2016/5/13/chartex" xmlns:cx8="http://schemas.microsoft.com/office/drawing/2016/5/14/chartex" xmlns:mc="http://schemas.openxmlformats.org/markup-compatibility/2006" xmlns:aink="http://schemas.microsoft.com/office/drawing/2016/ink" xmlns:am3d="http://schemas.microsoft.com/office/drawing/2017/model3d" xmlns:o="urn:schemas-microsoft-com:office:office" xmlns:r="http://schemas.openxmlformats.org/officeDocument/2006/relationships" xmlns:m="http://schemas.openxmlformats.org/officeDocument/2006/math" xmlns:v="urn:schemas-microsoft-com:vml" xmlns:wp14="http://schemas.microsoft.com/office/word/2010/wordprocessingDrawing" xmlns:wp="http://schemas.openxmlformats.org/drawingml/2006/wordprocessingDrawing" xmlns:w10="urn:schemas-microsoft-com:office:word" xmlns:w="http://schemas.openxmlformats.org/wordprocessingml/2006/main" xmlns:w14="http://schemas.microsoft.com/office/word/2010/wordml" xmlns:w15="http://schemas.microsoft.com/office/word/2012/wordml" xmlns:w16cex="http://schemas.microsoft.com/office/word/2018/wordml/cex" xmlns:w16cid="http://schemas.microsoft.com/office/word/2016/wordml/cid" xmlns:w16="http://schemas.microsoft.com/office/word/2018/wordml" xmlns:w16se="http://schemas.microsoft.com/office/word/2015/wordml/symex" xmlns:wpg="http://schemas.microsoft.com/office/word/2010/wordprocessingGroup" xmlns:wpi="http://schemas.microsoft.com/office/word/2010/wordprocessingInk" xmlns:wne="http://schemas.microsoft.com/office/word/2006/wordml" xmlns:wps="http://schemas.microsoft.com/office/word/2010/wordprocessingShape" mc:Ignorable="w14 w15 w16se w16cid w16 w16cex wp14">
   <w:body>
     <w:p>
       <w:pPr>
@@ -205,7 +205,7 @@
               </wp:anchor>
             </w:drawing>
           </mc:Choice>
-          <mc:Fallback>
+          <mc:Fallback xmlns:w16sdtdh="http://schemas.microsoft.com/office/word/2020/wordml/sdtdatahash" xmlns:oel="http://schemas.microsoft.com/office/2019/extlst">
             <w:pict>
               <v:rect w14:anchorId="235B3918" id="Rectángulo 3" o:spid="_x0000_s1026" alt="&quot;&quot;" style="position:absolute;margin-left:-55.95pt;margin-top:26.4pt;width:613.85pt;height:164.25pt;z-index:-251655168;visibility:visible;mso-wrap-style:square;mso-height-percent:0;mso-wrap-distance-left:9pt;mso-wrap-distance-top:0;mso-wrap-distance-right:9pt;mso-wrap-distance-bottom:0;mso-position-horizontal:absolute;mso-position-horizontal-relative:text;mso-position-vertical:absolute;mso-position-vertical-relative:text;mso-height-percent:0;mso-height-relative:margin;v-text-anchor:middle" o:gfxdata="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" fillcolor="#00314d" stroked="f" strokeweight="1pt"/>
             </w:pict>
@@ -318,7 +318,7 @@
                 <v:stroke joinstyle="miter"/>
                 <v:path gradientshapeok="t" o:connecttype="rect"/>
               </v:shapetype>
-              <v:shape id="Cuadro de texto 2" o:spid="_x0000_s1026" type="#_x0000_t202" alt="&quot;&quot;" style="position:absolute;left:0;text-align:left;margin-left:-25.2pt;margin-top:20.55pt;width:549pt;height:104.25pt;z-index:251663360;visibility:visible;mso-wrap-style:square;mso-width-percent:0;mso-height-percent:0;mso-wrap-distance-left:9pt;mso-wrap-distance-top:3.6pt;mso-wrap-distance-right:9pt;mso-wrap-distance-bottom:3.6pt;mso-position-horizontal:absolute;mso-position-horizontal-relative:margin;mso-position-vertical:absolute;mso-position-vertical-relative:text;mso-width-percent:0;mso-height-percent:0;mso-width-relative:margin;mso-height-relative:margin;v-text-anchor:top" o:gfxdata="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" filled="f" stroked="f">
+              <v:shape id="Cuadro de texto 2" o:spid="_x0000_s1026" type="#_x0000_t202" alt="&quot;&quot;" style="position:absolute;left:0;text-align:left;margin-left:-25.2pt;margin-top:20.55pt;width:549pt;height:104.25pt;z-index:251663360;visibility:visible;mso-wrap-style:square;mso-width-percent:0;mso-height-percent:0;mso-wrap-distance-left:9pt;mso-wrap-distance-top:3.6pt;mso-wrap-distance-right:9pt;mso-wrap-distance-bottom:3.6pt;mso-position-horizontal:absolute;mso-position-horizontal-relative:margin;mso-position-vertical:absolute;mso-position-vertical-relative:text;mso-width-percent:0;mso-height-percent:0;mso-width-relative:margin;mso-height-relative:margin;v-text-anchor:top" o:gfxdata="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" filled="f" stroked="f">
                 <v:textbox>
                   <w:txbxContent>
                     <w:p>
@@ -542,6 +542,7 @@
           <w:docPartUnique/>
         </w:docPartObj>
       </w:sdtPr>
+      <w:sdtEndPr/>
       <w:sdtContent>
         <w:p>
           <w:pPr>
@@ -727,21 +728,7 @@
                 <w:rStyle w:val="Hipervnculo"/>
                 <w:noProof/>
               </w:rPr>
-              <w:t>1.1. Herramientas inform</w:t>
-            </w:r>
-            <w:r>
-              <w:rPr>
-                <w:rStyle w:val="Hipervnculo"/>
-                <w:noProof/>
-              </w:rPr>
-              <w:t>á</w:t>
-            </w:r>
-            <w:r>
-              <w:rPr>
-                <w:rStyle w:val="Hipervnculo"/>
-                <w:noProof/>
-              </w:rPr>
-              <w:t>ticas para la organización</w:t>
+              <w:t>1.1. Herramientas informáticas para la organización</w:t>
             </w:r>
             <w:r>
               <w:rPr>
@@ -1526,7 +1513,6 @@
       </w:pPr>
       <w:bookmarkStart w:id="0" w:name="_Toc227835152"/>
       <w:r>
-        <w:lastRenderedPageBreak/>
         <w:t>Introducción</w:t>
       </w:r>
       <w:bookmarkEnd w:id="0"/>
@@ -1684,7 +1670,6 @@
           </w:p>
           <w:p>
             <w:r>
-              <w:lastRenderedPageBreak/>
               <w:t>Las herramientas informáticas son fundamentales para administrar de manera adecuada toda la información en las diferentes áreas de una empresa. Permiten el desarrollo de comunicaciones efectivas y el análisis de los diferentes problemas a partir de bases sólidas y sustentables.</w:t>
             </w:r>
           </w:p>
@@ -1733,7 +1718,6 @@
       </w:pPr>
       <w:bookmarkStart w:id="1" w:name="_Toc227835153"/>
       <w:r>
-        <w:lastRenderedPageBreak/>
         <w:t>Sistemas informáticos en una organización</w:t>
       </w:r>
       <w:bookmarkEnd w:id="1"/>
@@ -1801,7 +1785,6 @@
           <w:b/>
           <w:bCs/>
         </w:rPr>
-        <w:lastRenderedPageBreak/>
         <w:t>Hardware.</w:t>
       </w:r>
       <w:r>
@@ -1972,7 +1955,6 @@
           <w:b/>
           <w:bCs/>
         </w:rPr>
-        <w:lastRenderedPageBreak/>
         <w:t>Hoja de cálculo</w:t>
       </w:r>
     </w:p>
@@ -2109,7 +2091,6 @@
           <w:b/>
           <w:bCs/>
         </w:rPr>
-        <w:lastRenderedPageBreak/>
         <w:t>Sistemas de Información Ejecutiva (EIS)</w:t>
       </w:r>
     </w:p>
@@ -2280,11 +2261,7 @@
         <w:t>software</w:t>
       </w:r>
       <w:r>
-        <w:t xml:space="preserve"> se puede dividir ampliamente en dos categorías: </w:t>
-      </w:r>
-      <w:r>
-        <w:lastRenderedPageBreak/>
-        <w:t xml:space="preserve">sistemas operativos y </w:t>
+        <w:t xml:space="preserve"> se puede dividir ampliamente en dos categorías: sistemas operativos y </w:t>
       </w:r>
       <w:r>
         <w:rPr>
@@ -2489,7 +2466,6 @@
               <w:rPr>
                 <w:b/>
               </w:rPr>
-              <w:lastRenderedPageBreak/>
               <w:t>Transcripción</w:t>
             </w:r>
             <w:r>
@@ -2543,7 +2519,6 @@
           </w:p>
           <w:p>
             <w:r>
-              <w:lastRenderedPageBreak/>
               <w:t>Con el lanzamiento de Windows 3.0 en 1990 Microsoft tuvo éxito con una interfaz gráfica de usuario. Debido al dominio de IBM y de las computadoras personales compatibles con IBM en las empresas, en esta época los usuarios comerciales comenzaron a introducirse en era de la computación gráfica.</w:t>
             </w:r>
           </w:p>
@@ -2596,7 +2571,6 @@
         <w:pStyle w:val="Ttulo3"/>
       </w:pPr>
       <w:r>
-        <w:lastRenderedPageBreak/>
         <w:t xml:space="preserve">Diferencia entre los sistemas operativos </w:t>
       </w:r>
       <w:r>
@@ -2766,7 +2740,6 @@
     </w:p>
     <w:p>
       <w:r>
-        <w:lastRenderedPageBreak/>
         <w:t xml:space="preserve">Microsoft pronto se encontró con el sistema operativo de computadora personal dominante para las empresas. </w:t>
       </w:r>
     </w:p>
@@ -2879,7 +2852,6 @@
         <w:rPr>
           <w:rStyle w:val="Extranjerismo"/>
         </w:rPr>
-        <w:lastRenderedPageBreak/>
         <w:t>Software</w:t>
       </w:r>
       <w:r>
@@ -2982,11 +2954,7 @@
         <w:t>software</w:t>
       </w:r>
       <w:r>
-        <w:t xml:space="preserve"> proporciona una forma de realizar cálculos y análisis numéricos. El área de trabajo se divide en filas y columnas, donde los usuarios pueden ingresar números, texto o fórmulas. Son las fórmulas las que hacen que una hoja de cálculo sea poderosa, lo que permite al usuario desarrollar cálculos complejos que pueden cambiar según los números ingresados. La mayoría de las hojas de cálculo </w:t>
-      </w:r>
-      <w:r>
-        <w:lastRenderedPageBreak/>
-        <w:t xml:space="preserve">también incluyen la capacidad de crear gráficos basados en los datos ingresados. El paquete de hojas de cálculo más popular es Microsoft </w:t>
+        <w:t xml:space="preserve"> proporciona una forma de realizar cálculos y análisis numéricos. El área de trabajo se divide en filas y columnas, donde los usuarios pueden ingresar números, texto o fórmulas. Son las fórmulas las que hacen que una hoja de cálculo sea poderosa, lo que permite al usuario desarrollar cálculos complejos que pueden cambiar según los números ingresados. La mayoría de las hojas de cálculo también incluyen la capacidad de crear gráficos basados en los datos ingresados. El paquete de hojas de cálculo más popular es Microsoft </w:t>
       </w:r>
       <w:r>
         <w:rPr>
@@ -3162,11 +3130,7 @@
         <w:t>Office</w:t>
       </w:r>
       <w:r>
-        <w:t xml:space="preserve"> y son compatibles con los formatos de </w:t>
-      </w:r>
-      <w:r>
-        <w:lastRenderedPageBreak/>
-        <w:t xml:space="preserve">archivo utilizados por Microsoft. Recientemente, Microsoft ha comenzado a ofrecer una versión web de su paquete de </w:t>
+        <w:t xml:space="preserve"> y son compatibles con los formatos de archivo utilizados por Microsoft. Recientemente, Microsoft ha comenzado a ofrecer una versión web de su paquete de </w:t>
       </w:r>
       <w:r>
         <w:rPr>
@@ -3367,7 +3331,6 @@
     </w:p>
     <w:p>
       <w:r>
-        <w:lastRenderedPageBreak/>
         <w:t xml:space="preserve">El problema real no es tanto con </w:t>
       </w:r>
       <w:r>
@@ -3544,11 +3507,7 @@
         <w:t>software</w:t>
       </w:r>
       <w:r>
-        <w:t xml:space="preserve">. Por ejemplo, </w:t>
-      </w:r>
-      <w:r>
-        <w:lastRenderedPageBreak/>
-        <w:t xml:space="preserve">muchos acuerdos de </w:t>
+        <w:t xml:space="preserve">. Por ejemplo, muchos acuerdos de </w:t>
       </w:r>
       <w:r>
         <w:rPr>
@@ -3610,11 +3569,7 @@
         <w:t>software</w:t>
       </w:r>
       <w:r>
-        <w:t xml:space="preserve"> empresarial) </w:t>
-      </w:r>
-      <w:r>
-        <w:lastRenderedPageBreak/>
-        <w:t xml:space="preserve">se desarrolló para reunir a toda una organización en una aplicación de </w:t>
+        <w:t xml:space="preserve"> empresarial) se desarrolló para reunir a toda una organización en una aplicación de </w:t>
       </w:r>
       <w:r>
         <w:rPr>
@@ -3701,11 +3656,7 @@
         <w:ind w:left="993"/>
       </w:pPr>
       <w:r>
-        <w:t xml:space="preserve">Para implementar efectivamente un sistema ERP, la organización debe estar lista para comprometerse por completo, pues todos los aspectos de la organización se ven afectados ya que los sistemas antiguos son reemplazados por el sistema ERP. En general, implementar un sistema ERP puede llevar de dos a tres años y varios millones de dólares. En la mayoría de los casos, el </w:t>
-      </w:r>
-      <w:r>
-        <w:lastRenderedPageBreak/>
-        <w:t xml:space="preserve">costo del </w:t>
+        <w:t xml:space="preserve">Para implementar efectivamente un sistema ERP, la organización debe estar lista para comprometerse por completo, pues todos los aspectos de la organización se ven afectados ya que los sistemas antiguos son reemplazados por el sistema ERP. En general, implementar un sistema ERP puede llevar de dos a tres años y varios millones de dólares. En la mayoría de los casos, el costo del </w:t>
       </w:r>
       <w:r>
         <w:rPr>
@@ -3807,7 +3758,6 @@
         <w:pStyle w:val="Ttulo3"/>
       </w:pPr>
       <w:r>
-        <w:lastRenderedPageBreak/>
         <w:t>Aplicaciones móviles</w:t>
       </w:r>
     </w:p>
@@ -3979,11 +3929,7 @@
         <w:t>Drive</w:t>
       </w:r>
       <w:r>
-        <w:t xml:space="preserve">, se está utilizando la computación en la nube. Si bien estas son </w:t>
-      </w:r>
-      <w:r>
-        <w:lastRenderedPageBreak/>
-        <w:t>versiones gratuitas de computación en la nube, existe un gran negocio al proporcionar aplicaciones y almacenamiento de datos a través de la web.</w:t>
+        <w:t>, se está utilizando la computación en la nube. Si bien estas son versiones gratuitas de computación en la nube, existe un gran negocio al proporcionar aplicaciones y almacenamiento de datos a través de la web.</w:t>
       </w:r>
     </w:p>
     <w:p>
@@ -4150,7 +4096,6 @@
         </w:numPr>
       </w:pPr>
       <w:r>
-        <w:lastRenderedPageBreak/>
         <w:t>Está confiando en un tercero para proporcionar estos servicios, en muchos casos se requiere de un proveedor para solucionar los problemas que pueden presentarse.</w:t>
       </w:r>
     </w:p>
@@ -4255,7 +4200,6 @@
     </w:p>
     <w:p>
       <w:r>
-        <w:lastRenderedPageBreak/>
         <w:t xml:space="preserve">Las aplicaciones de </w:t>
       </w:r>
       <w:r>
@@ -4335,7 +4279,6 @@
     </w:p>
     <w:p>
       <w:r>
-        <w:lastRenderedPageBreak/>
         <w:t xml:space="preserve">Sin embargo, a medida que el </w:t>
       </w:r>
       <w:r>
@@ -4482,7 +4425,6 @@
         <w:ind w:left="1134"/>
       </w:pPr>
       <w:r>
-        <w:lastRenderedPageBreak/>
         <w:t xml:space="preserve">El código fuente del </w:t>
       </w:r>
       <w:r>
@@ -4613,11 +4555,7 @@
     </w:p>
     <w:p>
       <w:r>
-        <w:t xml:space="preserve">Cuando se trata de establecer contacto con los clientes, las computadoras son una herramienta vital; también son fundamentales a la hora de mantener ese contacto. </w:t>
-      </w:r>
-      <w:r>
-        <w:lastRenderedPageBreak/>
-        <w:t xml:space="preserve">Este proceso de comunicación se da a través de correo electrónico, mensajería instantánea, </w:t>
+        <w:t xml:space="preserve">Cuando se trata de establecer contacto con los clientes, las computadoras son una herramienta vital; también son fundamentales a la hora de mantener ese contacto. Este proceso de comunicación se da a través de correo electrónico, mensajería instantánea, </w:t>
       </w:r>
       <w:r>
         <w:rPr>
@@ -4724,11 +4662,7 @@
         <w:t>software</w:t>
       </w:r>
       <w:r>
-        <w:t xml:space="preserve"> de contabilidad ayuda a evitar que eso suceda, pues este permite que una empresa obtenga de forma </w:t>
-      </w:r>
-      <w:r>
-        <w:lastRenderedPageBreak/>
-        <w:t>rápida y precisa imágenes a gran y pequeña escala de la situación financiera de la empresa.</w:t>
+        <w:t xml:space="preserve"> de contabilidad ayuda a evitar que eso suceda, pues este permite que una empresa obtenga de forma rápida y precisa imágenes a gran y pequeña escala de la situación financiera de la empresa.</w:t>
       </w:r>
     </w:p>
     <w:p>
@@ -4791,7 +4725,6 @@
     </w:p>
     <w:p>
       <w:r>
-        <w:lastRenderedPageBreak/>
         <w:t xml:space="preserve">En general, una computadora tiene muchos </w:t>
       </w:r>
       <w:r>
@@ -4852,20 +4785,10 @@
         <w:t xml:space="preserve">La tecnología cambia la definición de la frase </w:t>
       </w:r>
       <w:r>
-        <w:t>“</w:t>
-      </w:r>
-      <w:r>
-        <w:t>hacer negocios</w:t>
-      </w:r>
-      <w:r>
-        <w:t>”</w:t>
-      </w:r>
-      <w:r>
-        <w:t xml:space="preserve">. Con las computadoras, puede producir más documentos de los que una máquina de escribir y un mimeógrafo podrían producir. Las computadoras simplifican las transacciones comerciales y permiten que los productos y servicios se vendan en todo el mundo. En una oficina totalmente equipada con una red informática, tiene la capacidad de </w:t>
-      </w:r>
-      <w:r>
-        <w:lastRenderedPageBreak/>
-        <w:t>comunicarse a través de la intranet de la empresa, así como a través de Internet. Una intranet es extremadamente valiosa; puede manejar información delicada o confidencial dentro de los límites de la red de su empresa sin preocuparse de que usuarios no autorizados accedan a la red privada de su organización. Las computadoras también son necesarias para las organizaciones con empleados que trabajan a distancia o están ubicados de forma remota.</w:t>
+        <w:t>“hacer negocios”</w:t>
+      </w:r>
+      <w:r>
+        <w:t>. Con las computadoras, puede producir más documentos de los que una máquina de escribir y un mimeógrafo podrían producir. Las computadoras simplifican las transacciones comerciales y permiten que los productos y servicios se vendan en todo el mundo. En una oficina totalmente equipada con una red informática, tiene la capacidad de comunicarse a través de la intranet de la empresa, así como a través de Internet. Una intranet es extremadamente valiosa; puede manejar información delicada o confidencial dentro de los límites de la red de su empresa sin preocuparse de que usuarios no autorizados accedan a la red privada de su organización. Las computadoras también son necesarias para las organizaciones con empleados que trabajan a distancia o están ubicados de forma remota.</w:t>
       </w:r>
     </w:p>
     <w:p>
@@ -4914,11 +4837,7 @@
     </w:p>
     <w:p>
       <w:r>
-        <w:t xml:space="preserve">La globalización es una forma moderna de describir hasta qué punto una empresa puede llegar a sus clientes o cómo una organización puede producir materiales o artículos para usuarios finales de cualquier parte del mundo. Las </w:t>
-      </w:r>
-      <w:r>
-        <w:lastRenderedPageBreak/>
-        <w:t>computadoras le permiten comercializar los productos y servicios de su empresa en un área geográfica local o en clientes de todo el mundo. Como dice Ghana Web, "La introducción de las computadoras e Internet ha reducido el mundo a una aldea global donde los individuos, las empresas y los países pueden intercambiar bienes y servicios".</w:t>
+        <w:t>La globalización es una forma moderna de describir hasta qué punto una empresa puede llegar a sus clientes o cómo una organización puede producir materiales o artículos para usuarios finales de cualquier parte del mundo. Las computadoras le permiten comercializar los productos y servicios de su empresa en un área geográfica local o en clientes de todo el mundo. Como dice Ghana Web, "La introducción de las computadoras e Internet ha reducido el mundo a una aldea global donde los individuos, las empresas y los países pueden intercambiar bienes y servicios".</w:t>
       </w:r>
     </w:p>
     <w:p>
@@ -4941,11 +4860,7 @@
     </w:p>
     <w:p>
       <w:r>
-        <w:t xml:space="preserve">Se puede decir que los pequeños dispositivos informáticos que la gente lleva consigo se han convertido de alguna manera en parte de nosotros. Se han convertido en órganos adicionales en nuestros cuerpos, como brazos o piernas. Tal vez podamos pensar en ellos como una especie de mejora en nuestro cerebro, permitiéndonos lograr cosas que antes nunca imaginamos posibles. De la misma manera, TI se ha convertido </w:t>
-      </w:r>
-      <w:r>
-        <w:lastRenderedPageBreak/>
-        <w:t>en un órgano adicional en el cuerpo de cualquier negocio, lo que le permite lograr cosas mucho más grandes de lo que podría sin la ayuda de TI.</w:t>
+        <w:t>Se puede decir que los pequeños dispositivos informáticos que la gente lleva consigo se han convertido de alguna manera en parte de nosotros. Se han convertido en órganos adicionales en nuestros cuerpos, como brazos o piernas. Tal vez podamos pensar en ellos como una especie de mejora en nuestro cerebro, permitiéndonos lograr cosas que antes nunca imaginamos posibles. De la misma manera, TI se ha convertido en un órgano adicional en el cuerpo de cualquier negocio, lo que le permite lograr cosas mucho más grandes de lo que podría sin la ayuda de TI.</w:t>
       </w:r>
     </w:p>
     <w:p>
@@ -4987,7 +4902,6 @@
         <w:pStyle w:val="Ttulo4"/>
       </w:pPr>
       <w:r>
-        <w:lastRenderedPageBreak/>
         <w:t>Funciones de la tecnología en las organizaciones</w:t>
       </w:r>
     </w:p>
@@ -5071,11 +4985,7 @@
     </w:p>
     <w:p>
       <w:r>
-        <w:t xml:space="preserve">La Revolución Industrial cambió las cosas en el mundo de los negocios, haciendo que muchos procesos fueran más eficientes y aumentando la productividad cien veces. Sin embargo, el mundo de los negocios permaneció algo estancado durante un siglo </w:t>
-      </w:r>
-      <w:r>
-        <w:lastRenderedPageBreak/>
-        <w:t>después. Sin embargo, con la revolución tecnológica y el uso de la tecnología en los negocios, las cosas cambiaron de manera aún más disruptiva que durante la Revolución Industrial y sería seguro decir que las cosas nunca volverán a ser las mismas. La velocidad a la que la tecnología está evolucionando y adaptándose es exponencial hasta el punto en que todas las empresas están siendo barridas por la ola, ya sea que estén listas para ello o no. Puede parecer que no hemos progresado tanto, pero incluso hace solo 5 años, las redes sociales no tenían ningún consumismo, los teléfonos móviles no se usaban para los negocios, las soluciones basadas en la nube no existían.</w:t>
+        <w:t>La Revolución Industrial cambió las cosas en el mundo de los negocios, haciendo que muchos procesos fueran más eficientes y aumentando la productividad cien veces. Sin embargo, el mundo de los negocios permaneció algo estancado durante un siglo después. Sin embargo, con la revolución tecnológica y el uso de la tecnología en los negocios, las cosas cambiaron de manera aún más disruptiva que durante la Revolución Industrial y sería seguro decir que las cosas nunca volverán a ser las mismas. La velocidad a la que la tecnología está evolucionando y adaptándose es exponencial hasta el punto en que todas las empresas están siendo barridas por la ola, ya sea que estén listas para ello o no. Puede parecer que no hemos progresado tanto, pero incluso hace solo 5 años, las redes sociales no tenían ningún consumismo, los teléfonos móviles no se usaban para los negocios, las soluciones basadas en la nube no existían.</w:t>
       </w:r>
     </w:p>
     <w:p>
@@ -5123,7 +5033,6 @@
         <w:pStyle w:val="Ttulo3"/>
       </w:pPr>
       <w:r>
-        <w:lastRenderedPageBreak/>
         <w:t>Mayor segmentación de clientes</w:t>
       </w:r>
     </w:p>
@@ -5203,13 +5112,18 @@
         <w:pStyle w:val="Ttulo3"/>
       </w:pPr>
       <w:r>
-        <w:lastRenderedPageBreak/>
         <w:t>El fin del tiempo de inactividad</w:t>
       </w:r>
     </w:p>
     <w:p>
       <w:r>
-        <w:t>Esto es en realidad un efecto negativo de la tecnología. Con una mayor conectividad, las personas tienen cada vez menos tiempo para sí mismas. Las vacaciones parecen haberse convertido en algo del pasado, Siempre se puede acceder a los correos electrónicos, mensajes de texto y redes sociales a través de los teléfonos y computadoras, cada vez es más difícil desconectarse.</w:t>
+        <w:t>Esto es en realidad un efecto negativo de la tecnología. Con una mayor conectividad, las personas tienen cada vez menos tiempo para sí mismas. Las vacaciones parecen haberse convertido en algo del pasado</w:t>
+      </w:r>
+      <w:r>
+        <w:t>.</w:t>
+      </w:r>
+      <w:r>
+        <w:t xml:space="preserve"> Siempre se puede acceder a los correos electrónicos, mensajes de texto y redes sociales a través de los teléfonos y computadoras, cada vez es más difícil desconectarse.</w:t>
       </w:r>
     </w:p>
     <w:p>
@@ -5289,7 +5203,6 @@
           <w:b/>
           <w:bCs/>
         </w:rPr>
-        <w:lastRenderedPageBreak/>
         <w:t>Seguridad</w:t>
       </w:r>
       <w:r>
@@ -5403,11 +5316,7 @@
         <w:t>Uso de plataformas</w:t>
       </w:r>
       <w:r>
-        <w:t xml:space="preserve">. Deje que sus empleados estén en sintonía entre sí, utilizando cosas como plataformas de colaboración y redes sociales para </w:t>
-      </w:r>
-      <w:r>
-        <w:lastRenderedPageBreak/>
-        <w:t xml:space="preserve">mantener a todos informados sobre lo que sucede en el negocio y hacia donde se dirige. De esta manera, estarán sincronizados con los objetivos del negocio y su productividad mejorará significativamente. </w:t>
+        <w:t xml:space="preserve">. Deje que sus empleados estén en sintonía entre sí, utilizando cosas como plataformas de colaboración y redes sociales para mantener a todos informados sobre lo que sucede en el negocio y hacia donde se dirige. De esta manera, estarán sincronizados con los objetivos del negocio y su productividad mejorará significativamente. </w:t>
       </w:r>
     </w:p>
     <w:p>
@@ -5481,7 +5390,6 @@
         <w:pStyle w:val="Ttulo4"/>
       </w:pPr>
       <w:r>
-        <w:lastRenderedPageBreak/>
         <w:t>Correo electrónico</w:t>
       </w:r>
     </w:p>
@@ -5572,11 +5480,7 @@
         <w:t>iPad</w:t>
       </w:r>
       <w:r>
-        <w:t xml:space="preserve"> tenga un impacto aún mayor en la facilidad de uso y la prevalencia </w:t>
-      </w:r>
-      <w:r>
-        <w:lastRenderedPageBreak/>
-        <w:t xml:space="preserve">del video en el entorno empresarial, según </w:t>
+        <w:t xml:space="preserve"> tenga un impacto aún mayor en la facilidad de uso y la prevalencia del video en el entorno empresarial, según </w:t>
       </w:r>
       <w:r>
         <w:rPr>
@@ -5595,14 +5499,12 @@
       <w:r>
         <w:t xml:space="preserve"> </w:t>
       </w:r>
-      <w:proofErr w:type="spellStart"/>
       <w:r>
         <w:rPr>
           <w:rStyle w:val="Extranjerismo"/>
         </w:rPr>
         <w:t>Haar</w:t>
       </w:r>
-      <w:proofErr w:type="spellEnd"/>
       <w:r>
         <w:t xml:space="preserve">, director de investigación y fundador de </w:t>
       </w:r>
@@ -5644,11 +5546,7 @@
     </w:p>
     <w:p>
       <w:r>
-        <w:t xml:space="preserve">Por supuesto, los teléfonos no son los únicos dispositivos de comunicación de alta tecnología. Las computadoras vienen en una amplia variedad de configuraciones en estos días, incluidas tabletas, computadoras portátiles pequeñas pero potentes, dispositivos 2 en 1 que sirven como computadora portátil o tableta, y otras variaciones. Todos estos dispositivos tienen capacidades inalámbricas incorporadas y también se </w:t>
-      </w:r>
-      <w:r>
-        <w:lastRenderedPageBreak/>
-        <w:t>pueden configurar con comunicaciones móviles, lo que los convierte, en esencia, en teléfonos celulares grandes. Cualquiera que sea el dispositivo que lleve una persona de negocios, facilita las comunicaciones verbales, de texto y de imágenes.</w:t>
+        <w:t>Por supuesto, los teléfonos no son los únicos dispositivos de comunicación de alta tecnología. Las computadoras vienen en una amplia variedad de configuraciones en estos días, incluidas tabletas, computadoras portátiles pequeñas pero potentes, dispositivos 2 en 1 que sirven como computadora portátil o tableta, y otras variaciones. Todos estos dispositivos tienen capacidades inalámbricas incorporadas y también se pueden configurar con comunicaciones móviles, lo que los convierte, en esencia, en teléfonos celulares grandes. Cualquiera que sea el dispositivo que lleve una persona de negocios, facilita las comunicaciones verbales, de texto y de imágenes.</w:t>
       </w:r>
     </w:p>
     <w:p>
@@ -5682,7 +5580,6 @@
         <w:pStyle w:val="Ttulo3"/>
       </w:pPr>
       <w:r>
-        <w:lastRenderedPageBreak/>
         <w:t>Etiquetas por radiofrecuencia</w:t>
       </w:r>
     </w:p>
@@ -5728,7 +5625,6 @@
       </w:pPr>
       <w:bookmarkStart w:id="4" w:name="_Toc227835156"/>
       <w:r>
-        <w:lastRenderedPageBreak/>
         <w:t>Implementación de componentes</w:t>
       </w:r>
       <w:bookmarkEnd w:id="4"/>
@@ -5821,7 +5717,6 @@
         <w:rPr>
           <w:rStyle w:val="Extranjerismo"/>
         </w:rPr>
-        <w:lastRenderedPageBreak/>
         <w:t>Software</w:t>
       </w:r>
       <w:r>
@@ -5981,11 +5876,7 @@
     </w:p>
     <w:p>
       <w:r>
-        <w:t xml:space="preserve">Los datos son los hechos y cifras sin procesar que no están organizados y que luego se procesan para generar información. </w:t>
-      </w:r>
-      <w:proofErr w:type="gramStart"/>
-      <w:r>
-        <w:t xml:space="preserve">Los </w:t>
+        <w:t xml:space="preserve">Los datos son los hechos y cifras sin procesar que no están organizados y que luego se procesan para generar información. Los </w:t>
       </w:r>
       <w:r>
         <w:rPr>
@@ -5993,7 +5884,6 @@
         </w:rPr>
         <w:t>software</w:t>
       </w:r>
-      <w:proofErr w:type="gramEnd"/>
       <w:r>
         <w:t xml:space="preserve"> se utilizan para organizar y entregar datos al usuario, administrar el almacenamiento físico de medios y recursos virtuales. Como el </w:t>
       </w:r>
@@ -6027,7 +5917,6 @@
     </w:p>
     <w:p>
       <w:r>
-        <w:lastRenderedPageBreak/>
         <w:t>Una base de datos es un lugar donde se recopilan datos y desde el cual se pueden consultar utilizando algunos criterios específicos. Las bases de datos han adquirido una importancia en los sistemas de información con la aparición de "</w:t>
       </w:r>
       <w:r>
@@ -6094,7 +5983,6 @@
       </w:pPr>
       <w:bookmarkStart w:id="5" w:name="_Toc227835157"/>
       <w:r>
-        <w:lastRenderedPageBreak/>
         <w:t>Instalación de herramientas informáticas</w:t>
       </w:r>
       <w:bookmarkEnd w:id="5"/>
@@ -6119,11 +6007,7 @@
         <w:t>software</w:t>
       </w:r>
       <w:r>
-        <w:t xml:space="preserve">. </w:t>
-      </w:r>
-      <w:proofErr w:type="gramStart"/>
-      <w:r>
-        <w:t xml:space="preserve">Los </w:t>
+        <w:t xml:space="preserve">. Los </w:t>
       </w:r>
       <w:r>
         <w:rPr>
@@ -6131,7 +6015,6 @@
         </w:rPr>
         <w:t>software</w:t>
       </w:r>
-      <w:proofErr w:type="gramEnd"/>
       <w:r>
         <w:t xml:space="preserve"> son los programas que se necesitan para realizar las actividades de entrada, procesamiento, salida, almacenamiento y control de los sistemas de información. El </w:t>
       </w:r>
@@ -6329,7 +6212,6 @@
           <w:b/>
           <w:bCs/>
         </w:rPr>
-        <w:lastRenderedPageBreak/>
         <w:t>Paquetes horizontales</w:t>
       </w:r>
       <w:r>
@@ -6472,7 +6354,6 @@
         <w:pStyle w:val="Ttulo4"/>
       </w:pPr>
       <w:r>
-        <w:lastRenderedPageBreak/>
         <w:t>¿Qué es la multiprogramación?</w:t>
       </w:r>
     </w:p>
@@ -6523,11 +6404,7 @@
     </w:p>
     <w:p>
       <w:r>
-        <w:t xml:space="preserve">Los sistemas operativos de multiprocesamiento se han diseñado para asignar el trabajo a los múltiples procesadores. Estos sistemas también admiten la </w:t>
-      </w:r>
-      <w:r>
-        <w:lastRenderedPageBreak/>
-        <w:t>multiprogramación, lo que permite que muchos programas compitan por los procesadores.</w:t>
+        <w:t>Los sistemas operativos de multiprocesamiento se han diseñado para asignar el trabajo a los múltiples procesadores. Estos sistemas también admiten la multiprogramación, lo que permite que muchos programas compitan por los procesadores.</w:t>
       </w:r>
     </w:p>
     <w:p>
@@ -6688,7 +6565,6 @@
         <w:ind w:left="1134"/>
       </w:pPr>
       <w:r>
-        <w:lastRenderedPageBreak/>
         <w:t>Sistema operativo de red multiusuario.</w:t>
       </w:r>
     </w:p>
@@ -6875,7 +6751,6 @@
     </w:p>
     <w:p>
       <w:r>
-        <w:lastRenderedPageBreak/>
         <w:t xml:space="preserve">La interfaz gráfica de usuario más popular es la proporcionada por </w:t>
       </w:r>
       <w:r>
@@ -7024,11 +6899,7 @@
         <w:t>software</w:t>
       </w:r>
       <w:r>
-        <w:t xml:space="preserve"> mejora el rendimiento de su usuario en una gama específica de tareas comunes, es compatible con la gestión y el análisis de bases de datos, la creación y presentación, y el seguimiento de actividades y notas. La gestión de datos está </w:t>
-      </w:r>
-      <w:r>
-        <w:lastRenderedPageBreak/>
-        <w:t xml:space="preserve">respaldada por sistemas de gestión de bases de datos, mientras que el </w:t>
+        <w:t xml:space="preserve"> mejora el rendimiento de su usuario en una gama específica de tareas comunes, es compatible con la gestión y el análisis de bases de datos, la creación y presentación, y el seguimiento de actividades y notas. La gestión de datos está respaldada por sistemas de gestión de bases de datos, mientras que el </w:t>
       </w:r>
       <w:r>
         <w:rPr>
@@ -7126,11 +6997,7 @@
         <w:t>software</w:t>
       </w:r>
       <w:r>
-        <w:t xml:space="preserve"> de autoedición para producir sus propios materiales impresos, como boletines, folletos, manuales y libros con varios estilos de </w:t>
-      </w:r>
-      <w:r>
-        <w:lastRenderedPageBreak/>
-        <w:t xml:space="preserve">letra, gráficos y colores en cada página. Los componentes necesarios para configurar un sistema de autoedición modesto incluyen: una pantalla de alta resolución, una impresora láser, </w:t>
+        <w:t xml:space="preserve"> de autoedición para producir sus propios materiales impresos, como boletines, folletos, manuales y libros con varios estilos de letra, gráficos y colores en cada página. Los componentes necesarios para configurar un sistema de autoedición modesto incluyen: una pantalla de alta resolución, una impresora láser, </w:t>
       </w:r>
       <w:r>
         <w:rPr>
@@ -7207,7 +7074,6 @@
         <w:pStyle w:val="Ttulo3"/>
       </w:pPr>
       <w:r>
-        <w:lastRenderedPageBreak/>
         <w:t>Gestión de información personal</w:t>
       </w:r>
     </w:p>
@@ -7307,11 +7173,7 @@
         <w:t>software</w:t>
       </w:r>
       <w:r>
-        <w:t xml:space="preserve"> de aplicaciones utilizado en una organización debe programarse o personalizarse. Un lenguaje de programación permite a un programador o usuario final desarrollar conjuntos de instrucciones que constituyen un programa de </w:t>
-      </w:r>
-      <w:r>
-        <w:lastRenderedPageBreak/>
-        <w:t>computadora. Estos idiomas han evolucionado a lo largo de cuatro generaciones y se pueden agrupar en cinco categorías principales.</w:t>
+        <w:t xml:space="preserve"> de aplicaciones utilizado en una organización debe programarse o personalizarse. Un lenguaje de programación permite a un programador o usuario final desarrollar conjuntos de instrucciones que constituyen un programa de computadora. Estos idiomas han evolucionado a lo largo de cuatro generaciones y se pueden agrupar en cinco categorías principales.</w:t>
       </w:r>
     </w:p>
     <w:p>
@@ -7432,7 +7294,6 @@
         <w:pStyle w:val="Ttulo5"/>
       </w:pPr>
       <w:r>
-        <w:lastRenderedPageBreak/>
         <w:t>Esta información puede provenir de dos fuentes distintas:</w:t>
       </w:r>
     </w:p>
@@ -7480,7 +7341,6 @@
         <w:pStyle w:val="Ttulo3"/>
       </w:pPr>
       <w:r>
-        <w:lastRenderedPageBreak/>
         <w:t>Organización de almacenamiento</w:t>
       </w:r>
     </w:p>
@@ -7495,7 +7355,7 @@
         <w:t>Excel</w:t>
       </w:r>
       <w:r>
-        <w:t>. Cada columna se utiliza para ordenar un tipo de datos y cada fila representa un registro y, por ende, puede encontrar en la columna el número del contacto, su nombre, su nombre, su función y su número de teléfono. Cada línea representa un registro.</w:t>
+        <w:t>. Cada columna se utiliza para ordenar un tipo de datos y cada fila representa un registro y, por ende, puede encontrar en la columna el número del contacto, su nombre, su función y su número de teléfono. Cada línea representa un registro.</w:t>
       </w:r>
     </w:p>
     <w:p>
@@ -7577,7 +7437,6 @@
         <w:pStyle w:val="Ttulo3"/>
       </w:pPr>
       <w:r>
-        <w:lastRenderedPageBreak/>
         <w:t>Para procesar información</w:t>
       </w:r>
     </w:p>
@@ -7713,7 +7572,6 @@
       </w:pPr>
       <w:bookmarkStart w:id="7" w:name="_Toc227835159"/>
       <w:r>
-        <w:lastRenderedPageBreak/>
         <w:t>Gestión de cuentas corporativas de sistemas informáticos</w:t>
       </w:r>
       <w:bookmarkEnd w:id="7"/>
@@ -7833,11 +7691,7 @@
     </w:p>
     <w:p>
       <w:r>
-        <w:t xml:space="preserve">Los sistemas de TI deben operar a un cierto nivel de servicio para que el negocio tenga éxito. Una buena gestión de sistemas simplifica la prestación de servicios de TI, </w:t>
-      </w:r>
-      <w:r>
-        <w:lastRenderedPageBreak/>
-        <w:t>permite a los grupos de trabajo ser más eficientes, también contribuye a que las empresas sean más proactivas, dedicando menos tiempo a solucionar problemas y más tiempo a planificar para el futuro y realizar mejoras.</w:t>
+        <w:t>Los sistemas de TI deben operar a un cierto nivel de servicio para que el negocio tenga éxito. Una buena gestión de sistemas simplifica la prestación de servicios de TI, permite a los grupos de trabajo ser más eficientes, también contribuye a que las empresas sean más proactivas, dedicando menos tiempo a solucionar problemas y más tiempo a planificar para el futuro y realizar mejoras.</w:t>
       </w:r>
     </w:p>
     <w:p>
@@ -7920,7 +7774,6 @@
         <w:pStyle w:val="Ttulo3"/>
       </w:pPr>
       <w:r>
-        <w:lastRenderedPageBreak/>
         <w:t>La gestión del ciclo de vida de los activos de TI</w:t>
       </w:r>
     </w:p>
@@ -8091,7 +7944,6 @@
           <w:b/>
           <w:bCs/>
         </w:rPr>
-        <w:lastRenderedPageBreak/>
         <w:t>Gestión de la configuración</w:t>
       </w:r>
       <w:r>
@@ -8187,7 +8039,6 @@
         <w:pStyle w:val="Ttulo4"/>
       </w:pPr>
       <w:r>
-        <w:lastRenderedPageBreak/>
         <w:t>Administración de redes</w:t>
       </w:r>
     </w:p>
@@ -8275,7 +8126,6 @@
           <w:b/>
           <w:bCs/>
         </w:rPr>
-        <w:lastRenderedPageBreak/>
         <w:t>Costo</w:t>
       </w:r>
       <w:r>
@@ -8465,8 +8315,7 @@
     </w:p>
     <w:p>
       <w:r>
-        <w:lastRenderedPageBreak/>
-        <w:t>En resumen, las organizaciones deben planificar, coordinar y dirigir sus actividades haciendo usos de las TI, esto permitirá cumplir con los objetivos establecidos, por lo tanto, es necesario que:</w:t>
+        <w:t>En resumen, las organizaciones deben planificar, coordinar y dirigir sus actividades haciendo uso de las TI, esto permitirá cumplir con los objetivos establecidos, por lo tanto, es necesario que:</w:t>
       </w:r>
     </w:p>
     <w:p>
@@ -8568,7 +8417,6 @@
       </w:pPr>
       <w:bookmarkStart w:id="8" w:name="_Toc227835160"/>
       <w:r>
-        <w:lastRenderedPageBreak/>
         <w:t>Síntesis</w:t>
       </w:r>
       <w:bookmarkEnd w:id="8"/>
@@ -8670,7 +8518,6 @@
       <w:bookmarkStart w:id="9" w:name="_Toc225842843"/>
       <w:bookmarkStart w:id="10" w:name="_Toc227835161"/>
       <w:r>
-        <w:lastRenderedPageBreak/>
         <w:t>Material complementario</w:t>
       </w:r>
       <w:bookmarkEnd w:id="9"/>
@@ -9056,7 +8903,6 @@
       </w:pPr>
       <w:bookmarkStart w:id="11" w:name="_Toc227835162"/>
       <w:r>
-        <w:lastRenderedPageBreak/>
         <w:t>Glosario</w:t>
       </w:r>
       <w:bookmarkEnd w:id="11"/>
@@ -9267,7 +9113,6 @@
           <w:b/>
           <w:bCs/>
         </w:rPr>
-        <w:lastRenderedPageBreak/>
         <w:t xml:space="preserve">Producto de </w:t>
       </w:r>
       <w:r>
@@ -9469,7 +9314,6 @@
           <w:b/>
           <w:bCs/>
         </w:rPr>
-        <w:lastRenderedPageBreak/>
         <w:t>Software</w:t>
       </w:r>
       <w:r>
@@ -9529,7 +9373,6 @@
       </w:pPr>
       <w:bookmarkStart w:id="12" w:name="_Toc227835163"/>
       <w:r>
-        <w:lastRenderedPageBreak/>
         <w:t>Referencias bibliográficas</w:t>
       </w:r>
       <w:bookmarkEnd w:id="12"/>
@@ -9606,7 +9449,6 @@
       </w:pPr>
       <w:bookmarkStart w:id="13" w:name="_Toc227835164"/>
       <w:r>
-        <w:lastRenderedPageBreak/>
         <w:t>Créditos</w:t>
       </w:r>
       <w:bookmarkEnd w:id="13"/>
@@ -10506,7 +10348,6 @@
               </w:rPr>
             </w:pPr>
             <w:r>
-              <w:lastRenderedPageBreak/>
               <w:t>Jesús Antonio Vecino Valero</w:t>
             </w:r>
           </w:p>
@@ -10524,6 +10365,387 @@
             </w:pPr>
             <w:r>
               <w:t>Diseñador web</w:t>
+            </w:r>
+          </w:p>
+        </w:tc>
+        <w:tc>
+          <w:tcPr>
+            <w:tcW w:w="3969" w:type="dxa"/>
+          </w:tcPr>
+          <w:p>
+            <w:pPr>
+              <w:pStyle w:val="TextoTablas"/>
+              <w:rPr>
+                <w:lang w:val="es-CO"/>
+              </w:rPr>
+            </w:pPr>
+            <w:r>
+              <w:t>Centro de Gestión de Mercados, Logística y Tecnologías de la Información</w:t>
+            </w:r>
+            <w:r>
+              <w:t xml:space="preserve"> - </w:t>
+            </w:r>
+            <w:r>
+              <w:t xml:space="preserve">Regional Distrito Capital </w:t>
+            </w:r>
+          </w:p>
+        </w:tc>
+      </w:tr>
+      <w:tr>
+        <w:trPr>
+          <w:cnfStyle w:val="000000100000" w:firstRow="0" w:lastRow="0" w:firstColumn="0" w:lastColumn="0" w:oddVBand="0" w:evenVBand="0" w:oddHBand="1" w:evenHBand="0" w:firstRowFirstColumn="0" w:firstRowLastColumn="0" w:lastRowFirstColumn="0" w:lastRowLastColumn="0"/>
+        </w:trPr>
+        <w:tc>
+          <w:tcPr>
+            <w:tcW w:w="2830" w:type="dxa"/>
+          </w:tcPr>
+          <w:p>
+            <w:pPr>
+              <w:pStyle w:val="TextoTablas"/>
+            </w:pPr>
+            <w:r>
+              <w:t>Jhon Jairo Urueta Álvarez</w:t>
+            </w:r>
+          </w:p>
+        </w:tc>
+        <w:tc>
+          <w:tcPr>
+            <w:tcW w:w="3261" w:type="dxa"/>
+          </w:tcPr>
+          <w:p>
+            <w:pPr>
+              <w:pStyle w:val="TextoTablas"/>
+              <w:rPr>
+                <w:lang w:val="es-CO"/>
+              </w:rPr>
+            </w:pPr>
+            <w:r>
+              <w:rPr>
+                <w:lang w:val="es-CO"/>
+              </w:rPr>
+              <w:t>D</w:t>
+            </w:r>
+            <w:r>
+              <w:rPr>
+                <w:lang w:val="es-CO"/>
+              </w:rPr>
+              <w:t xml:space="preserve">esarrollador </w:t>
+            </w:r>
+            <w:r>
+              <w:rPr>
+                <w:rStyle w:val="Extranjerismo"/>
+                <w:lang w:val="es-CO"/>
+              </w:rPr>
+              <w:t>full</w:t>
+            </w:r>
+            <w:r>
+              <w:rPr>
+                <w:lang w:val="es-CO"/>
+              </w:rPr>
+              <w:t xml:space="preserve"> </w:t>
+            </w:r>
+            <w:proofErr w:type="spellStart"/>
+            <w:r>
+              <w:rPr>
+                <w:rStyle w:val="Extranjerismo"/>
+                <w:lang w:val="es-CO"/>
+              </w:rPr>
+              <w:t>stack</w:t>
+            </w:r>
+            <w:proofErr w:type="spellEnd"/>
+          </w:p>
+        </w:tc>
+        <w:tc>
+          <w:tcPr>
+            <w:tcW w:w="3969" w:type="dxa"/>
+          </w:tcPr>
+          <w:p>
+            <w:pPr>
+              <w:pStyle w:val="TextoTablas"/>
+              <w:rPr>
+                <w:lang w:val="es-CO"/>
+              </w:rPr>
+            </w:pPr>
+            <w:r>
+              <w:rPr>
+                <w:lang w:val="es-CO"/>
+              </w:rPr>
+              <w:t>Centro Agroempresarial y Desarrollo Pecuario</w:t>
+            </w:r>
+            <w:r>
+              <w:rPr>
+                <w:lang w:val="es-CO"/>
+              </w:rPr>
+              <w:t xml:space="preserve"> - </w:t>
+            </w:r>
+            <w:r>
+              <w:rPr>
+                <w:lang w:val="es-CO"/>
+              </w:rPr>
+              <w:t>Regional Huila</w:t>
+            </w:r>
+          </w:p>
+        </w:tc>
+      </w:tr>
+      <w:tr>
+        <w:tc>
+          <w:tcPr>
+            <w:tcW w:w="2830" w:type="dxa"/>
+          </w:tcPr>
+          <w:p>
+            <w:pPr>
+              <w:pStyle w:val="TextoTablas"/>
+            </w:pPr>
+            <w:r>
+              <w:t>Lady Adriana Ariza Luque</w:t>
+            </w:r>
+          </w:p>
+        </w:tc>
+        <w:tc>
+          <w:tcPr>
+            <w:tcW w:w="3261" w:type="dxa"/>
+          </w:tcPr>
+          <w:p>
+            <w:pPr>
+              <w:pStyle w:val="TextoTablas"/>
+              <w:rPr>
+                <w:lang w:val="es-CO"/>
+              </w:rPr>
+            </w:pPr>
+            <w:r>
+              <w:t>Animación y producción audiovisual</w:t>
+            </w:r>
+          </w:p>
+        </w:tc>
+        <w:tc>
+          <w:tcPr>
+            <w:tcW w:w="3969" w:type="dxa"/>
+          </w:tcPr>
+          <w:p>
+            <w:pPr>
+              <w:pStyle w:val="TextoTablas"/>
+              <w:rPr>
+                <w:lang w:val="es-CO"/>
+              </w:rPr>
+            </w:pPr>
+            <w:r>
+              <w:t>Centro de Gestión de Mercados, Logística y Tecnologías de la Información</w:t>
+            </w:r>
+            <w:r>
+              <w:t xml:space="preserve"> - </w:t>
+            </w:r>
+            <w:r>
+              <w:t xml:space="preserve">Regional Distrito Capital </w:t>
+            </w:r>
+          </w:p>
+        </w:tc>
+      </w:tr>
+      <w:tr>
+        <w:trPr>
+          <w:cnfStyle w:val="000000100000" w:firstRow="0" w:lastRow="0" w:firstColumn="0" w:lastColumn="0" w:oddVBand="0" w:evenVBand="0" w:oddHBand="1" w:evenHBand="0" w:firstRowFirstColumn="0" w:firstRowLastColumn="0" w:lastRowFirstColumn="0" w:lastRowLastColumn="0"/>
+        </w:trPr>
+        <w:tc>
+          <w:tcPr>
+            <w:tcW w:w="2830" w:type="dxa"/>
+          </w:tcPr>
+          <w:p>
+            <w:pPr>
+              <w:pStyle w:val="TextoTablas"/>
+            </w:pPr>
+            <w:r>
+              <w:t>Laura Gisselle Murcia Pardo</w:t>
+            </w:r>
+          </w:p>
+        </w:tc>
+        <w:tc>
+          <w:tcPr>
+            <w:tcW w:w="3261" w:type="dxa"/>
+          </w:tcPr>
+          <w:p>
+            <w:pPr>
+              <w:pStyle w:val="TextoTablas"/>
+              <w:rPr>
+                <w:lang w:val="es-CO"/>
+              </w:rPr>
+            </w:pPr>
+            <w:r>
+              <w:t>Animación y producción audiovisual</w:t>
+            </w:r>
+          </w:p>
+        </w:tc>
+        <w:tc>
+          <w:tcPr>
+            <w:tcW w:w="3969" w:type="dxa"/>
+          </w:tcPr>
+          <w:p>
+            <w:pPr>
+              <w:pStyle w:val="TextoTablas"/>
+              <w:rPr>
+                <w:lang w:val="es-CO"/>
+              </w:rPr>
+            </w:pPr>
+            <w:r>
+              <w:t>Centro de Gestión de Mercados, Logística y Tecnologías de la Información</w:t>
+            </w:r>
+            <w:r>
+              <w:t xml:space="preserve"> - </w:t>
+            </w:r>
+            <w:r>
+              <w:t xml:space="preserve">Regional Distrito Capital </w:t>
+            </w:r>
+          </w:p>
+        </w:tc>
+      </w:tr>
+      <w:tr>
+        <w:tc>
+          <w:tcPr>
+            <w:tcW w:w="2830" w:type="dxa"/>
+          </w:tcPr>
+          <w:p>
+            <w:pPr>
+              <w:pStyle w:val="TextoTablas"/>
+              <w:rPr>
+                <w:lang w:val="es-CO"/>
+              </w:rPr>
+            </w:pPr>
+            <w:r>
+              <w:t xml:space="preserve">Ernesto Navarro </w:t>
+            </w:r>
+            <w:proofErr w:type="spellStart"/>
+            <w:r>
+              <w:t>Jaimes</w:t>
+            </w:r>
+            <w:proofErr w:type="spellEnd"/>
+          </w:p>
+        </w:tc>
+        <w:tc>
+          <w:tcPr>
+            <w:tcW w:w="3261" w:type="dxa"/>
+          </w:tcPr>
+          <w:p>
+            <w:pPr>
+              <w:pStyle w:val="TextoTablas"/>
+              <w:rPr>
+                <w:lang w:val="es-CO"/>
+              </w:rPr>
+            </w:pPr>
+            <w:r>
+              <w:t>Animación y producción audiovisual</w:t>
+            </w:r>
+          </w:p>
+        </w:tc>
+        <w:tc>
+          <w:tcPr>
+            <w:tcW w:w="3969" w:type="dxa"/>
+          </w:tcPr>
+          <w:p>
+            <w:pPr>
+              <w:pStyle w:val="TextoTablas"/>
+              <w:rPr>
+                <w:lang w:val="es-CO"/>
+              </w:rPr>
+            </w:pPr>
+            <w:r>
+              <w:t>Centro de Gestión de Mercados, Logística y Tecnologías de la Información</w:t>
+            </w:r>
+            <w:r>
+              <w:t xml:space="preserve"> - </w:t>
+            </w:r>
+            <w:r>
+              <w:t xml:space="preserve">Regional Distrito Capital </w:t>
+            </w:r>
+          </w:p>
+        </w:tc>
+      </w:tr>
+      <w:tr>
+        <w:trPr>
+          <w:cnfStyle w:val="000000100000" w:firstRow="0" w:lastRow="0" w:firstColumn="0" w:lastColumn="0" w:oddVBand="0" w:evenVBand="0" w:oddHBand="1" w:evenHBand="0" w:firstRowFirstColumn="0" w:firstRowLastColumn="0" w:lastRowFirstColumn="0" w:lastRowLastColumn="0"/>
+        </w:trPr>
+        <w:tc>
+          <w:tcPr>
+            <w:tcW w:w="2830" w:type="dxa"/>
+          </w:tcPr>
+          <w:p>
+            <w:pPr>
+              <w:pStyle w:val="TextoTablas"/>
+              <w:rPr>
+                <w:lang w:val="es-CO"/>
+              </w:rPr>
+            </w:pPr>
+            <w:r>
+              <w:t>Carolina Coca Salazar</w:t>
+            </w:r>
+          </w:p>
+        </w:tc>
+        <w:tc>
+          <w:tcPr>
+            <w:tcW w:w="3261" w:type="dxa"/>
+          </w:tcPr>
+          <w:p>
+            <w:pPr>
+              <w:pStyle w:val="TextoTablas"/>
+              <w:rPr>
+                <w:lang w:val="es-CO"/>
+              </w:rPr>
+            </w:pPr>
+            <w:r>
+              <w:t>Evaluación de contenidos inclusivos y accesibles</w:t>
+            </w:r>
+          </w:p>
+        </w:tc>
+        <w:tc>
+          <w:tcPr>
+            <w:tcW w:w="3969" w:type="dxa"/>
+          </w:tcPr>
+          <w:p>
+            <w:pPr>
+              <w:pStyle w:val="TextoTablas"/>
+              <w:rPr>
+                <w:lang w:val="es-CO"/>
+              </w:rPr>
+            </w:pPr>
+            <w:r>
+              <w:t>Centro de Gestión de Mercados, Logística y Tecnologías de la Información</w:t>
+            </w:r>
+            <w:r>
+              <w:t xml:space="preserve"> - </w:t>
+            </w:r>
+            <w:r>
+              <w:t xml:space="preserve">Regional Distrito Capital </w:t>
+            </w:r>
+          </w:p>
+        </w:tc>
+      </w:tr>
+      <w:tr>
+        <w:tc>
+          <w:tcPr>
+            <w:tcW w:w="2830" w:type="dxa"/>
+          </w:tcPr>
+          <w:p>
+            <w:pPr>
+              <w:pStyle w:val="TextoTablas"/>
+              <w:rPr>
+                <w:lang w:val="es-CO"/>
+              </w:rPr>
+            </w:pPr>
+            <w:r>
+              <w:t>Lina Marcela Pérez Manchego</w:t>
+            </w:r>
+          </w:p>
+        </w:tc>
+        <w:tc>
+          <w:tcPr>
+            <w:tcW w:w="3261" w:type="dxa"/>
+          </w:tcPr>
+          <w:p>
+            <w:pPr>
+              <w:pStyle w:val="TextoTablas"/>
+              <w:rPr>
+                <w:lang w:val="es-CO"/>
+              </w:rPr>
+            </w:pPr>
+            <w:r>
+              <w:t>Validación de recursos educativos digitales</w:t>
             </w:r>
           </w:p>
         </w:tc>
@@ -10564,11 +10786,11 @@
             </w:pPr>
             <w:proofErr w:type="spellStart"/>
             <w:r>
-              <w:t>Jhon</w:t>
+              <w:t>Leyson</w:t>
             </w:r>
             <w:proofErr w:type="spellEnd"/>
             <w:r>
-              <w:t xml:space="preserve"> Jairo Urueta Álvarez</w:t>
+              <w:t xml:space="preserve"> Fabian Castaño Pérez</w:t>
             </w:r>
           </w:p>
         </w:tc>
@@ -10579,44 +10801,10 @@
           <w:p>
             <w:pPr>
               <w:pStyle w:val="TextoTablas"/>
-              <w:rPr>
-                <w:lang w:val="es-CO"/>
-              </w:rPr>
             </w:pPr>
             <w:r>
-              <w:rPr>
-                <w:lang w:val="es-CO"/>
-              </w:rPr>
-              <w:t>D</w:t>
-            </w:r>
-            <w:r>
-              <w:rPr>
-                <w:lang w:val="es-CO"/>
-              </w:rPr>
-              <w:t xml:space="preserve">esarrollador </w:t>
-            </w:r>
-            <w:r>
-              <w:rPr>
-                <w:rStyle w:val="Extranjerismo"/>
-                <w:lang w:val="es-CO"/>
-              </w:rPr>
-              <w:t>full</w:t>
-            </w:r>
-            <w:r>
-              <w:rPr>
-                <w:lang w:val="es-CO"/>
-              </w:rPr>
-              <w:t xml:space="preserve"> </w:t>
-            </w:r>
-            <w:proofErr w:type="spellStart"/>
-            <w:r>
-              <w:rPr>
-                <w:rStyle w:val="Extranjerismo"/>
-                <w:lang w:val="es-CO"/>
-              </w:rPr>
-              <w:t>stack</w:t>
-            </w:r>
-            <w:proofErr w:type="spellEnd"/>
+              <w:t>Validación de recursos educativos digitales y vinculación LMS</w:t>
+            </w:r>
           </w:p>
         </w:tc>
         <w:tc>
@@ -10626,27 +10814,15 @@
           <w:p>
             <w:pPr>
               <w:pStyle w:val="TextoTablas"/>
-              <w:rPr>
-                <w:lang w:val="es-CO"/>
-              </w:rPr>
             </w:pPr>
             <w:r>
-              <w:rPr>
-                <w:lang w:val="es-CO"/>
-              </w:rPr>
-              <w:t>Centro Agroempresarial y Desarrollo Pecuario</w:t>
-            </w:r>
-            <w:r>
-              <w:rPr>
-                <w:lang w:val="es-CO"/>
-              </w:rPr>
+              <w:t>Centro de Gestión de Mercados, Logística y Tecnologías de la Información</w:t>
+            </w:r>
+            <w:r>
               <w:t xml:space="preserve"> - </w:t>
             </w:r>
             <w:r>
-              <w:rPr>
-                <w:lang w:val="es-CO"/>
-              </w:rPr>
-              <w:t>Regional Huila</w:t>
+              <w:t xml:space="preserve">Regional Distrito Capital </w:t>
             </w:r>
           </w:p>
         </w:tc>
@@ -10659,9 +10835,15 @@
           <w:p>
             <w:pPr>
               <w:pStyle w:val="TextoTablas"/>
+              <w:rPr>
+                <w:lang w:val="es-CO"/>
+              </w:rPr>
             </w:pPr>
             <w:r>
-              <w:t>Lady Adriana Ariza Luque</w:t>
+              <w:rPr>
+                <w:lang w:val="es-CO"/>
+              </w:rPr>
+              <w:t>Ricardo Oliveros Zambrano</w:t>
             </w:r>
           </w:p>
         </w:tc>
@@ -10677,7 +10859,16 @@
               </w:rPr>
             </w:pPr>
             <w:r>
-              <w:t>Animación y producción audiovisual</w:t>
+              <w:rPr>
+                <w:lang w:val="es-CO"/>
+              </w:rPr>
+              <w:t>V</w:t>
+            </w:r>
+            <w:r>
+              <w:rPr>
+                <w:lang w:val="es-CO"/>
+              </w:rPr>
+              <w:t>alidador de recursos educativos digitales</w:t>
             </w:r>
           </w:p>
         </w:tc>
@@ -10693,13 +10884,22 @@
               </w:rPr>
             </w:pPr>
             <w:r>
-              <w:t>Centro de Gestión de Mercados, Logística y Tecnologías de la Información</w:t>
-            </w:r>
-            <w:r>
+              <w:rPr>
+                <w:lang w:val="es-CO"/>
+              </w:rPr>
+              <w:t>Centro Agroempresarial y Desarrollo Pecuario</w:t>
+            </w:r>
+            <w:r>
+              <w:rPr>
+                <w:lang w:val="es-CO"/>
+              </w:rPr>
               <w:t xml:space="preserve"> - </w:t>
             </w:r>
             <w:r>
-              <w:t xml:space="preserve">Regional Distrito Capital </w:t>
+              <w:rPr>
+                <w:lang w:val="es-CO"/>
+              </w:rPr>
+              <w:t>Regional Huila</w:t>
             </w:r>
           </w:p>
         </w:tc>
@@ -10715,9 +10915,15 @@
           <w:p>
             <w:pPr>
               <w:pStyle w:val="TextoTablas"/>
+              <w:rPr>
+                <w:lang w:val="es-CO"/>
+              </w:rPr>
             </w:pPr>
             <w:r>
-              <w:t>Laura Gisselle Murcia Pardo</w:t>
+              <w:rPr>
+                <w:lang w:val="es-CO"/>
+              </w:rPr>
+              <w:t>Aixa Natalia Sendoya Fernández</w:t>
             </w:r>
           </w:p>
         </w:tc>
@@ -10733,7 +10939,16 @@
               </w:rPr>
             </w:pPr>
             <w:r>
-              <w:t>Animación y producción audiovisual</w:t>
+              <w:rPr>
+                <w:lang w:val="es-CO"/>
+              </w:rPr>
+              <w:t>V</w:t>
+            </w:r>
+            <w:r>
+              <w:rPr>
+                <w:lang w:val="es-CO"/>
+              </w:rPr>
+              <w:t>alidador de recursos educativos digitales</w:t>
             </w:r>
           </w:p>
         </w:tc>
@@ -10749,13 +10964,22 @@
               </w:rPr>
             </w:pPr>
             <w:r>
-              <w:t>Centro de Gestión de Mercados, Logística y Tecnologías de la Información</w:t>
-            </w:r>
-            <w:r>
+              <w:rPr>
+                <w:lang w:val="es-CO"/>
+              </w:rPr>
+              <w:t>Centro Agroempresarial y Desarrollo Pecuario</w:t>
+            </w:r>
+            <w:r>
+              <w:rPr>
+                <w:lang w:val="es-CO"/>
+              </w:rPr>
               <w:t xml:space="preserve"> - </w:t>
             </w:r>
             <w:r>
-              <w:t xml:space="preserve">Regional Distrito Capital </w:t>
+              <w:rPr>
+                <w:lang w:val="es-CO"/>
+              </w:rPr>
+              <w:t>Regional Huila</w:t>
             </w:r>
           </w:p>
         </w:tc>
@@ -10773,13 +10997,11 @@
               </w:rPr>
             </w:pPr>
             <w:r>
-              <w:t xml:space="preserve">Ernesto Navarro </w:t>
-            </w:r>
-            <w:proofErr w:type="spellStart"/>
-            <w:r>
-              <w:t>Jaimes</w:t>
-            </w:r>
-            <w:proofErr w:type="spellEnd"/>
+              <w:rPr>
+                <w:lang w:val="es-CO"/>
+              </w:rPr>
+              <w:t>Daniel Ricardo Mutis Gómez</w:t>
+            </w:r>
           </w:p>
         </w:tc>
         <w:tc>
@@ -10794,7 +11016,16 @@
               </w:rPr>
             </w:pPr>
             <w:r>
-              <w:t>Animación y producción audiovisual</w:t>
+              <w:rPr>
+                <w:lang w:val="es-CO"/>
+              </w:rPr>
+              <w:t>E</w:t>
+            </w:r>
+            <w:r>
+              <w:rPr>
+                <w:lang w:val="es-CO"/>
+              </w:rPr>
+              <w:t>valuador para contenidos inclusivos y accesibles</w:t>
             </w:r>
           </w:p>
         </w:tc>
@@ -10810,13 +11041,22 @@
               </w:rPr>
             </w:pPr>
             <w:r>
-              <w:t>Centro de Gestión de Mercados, Logística y Tecnologías de la Información</w:t>
-            </w:r>
-            <w:r>
+              <w:rPr>
+                <w:lang w:val="es-CO"/>
+              </w:rPr>
+              <w:t>Centro Agroempresarial y Desarrollo Pecuario</w:t>
+            </w:r>
+            <w:r>
+              <w:rPr>
+                <w:lang w:val="es-CO"/>
+              </w:rPr>
               <w:t xml:space="preserve"> - </w:t>
             </w:r>
             <w:r>
-              <w:t xml:space="preserve">Regional Distrito Capital </w:t>
+              <w:rPr>
+                <w:lang w:val="es-CO"/>
+              </w:rPr>
+              <w:t>Regional Huila</w:t>
             </w:r>
           </w:p>
         </w:tc>
@@ -10836,416 +11076,11 @@
                 <w:lang w:val="es-CO"/>
               </w:rPr>
             </w:pPr>
-            <w:r>
-              <w:t>Carolina Coca Salazar</w:t>
-            </w:r>
-          </w:p>
-        </w:tc>
-        <w:tc>
-          <w:tcPr>
-            <w:tcW w:w="3261" w:type="dxa"/>
-          </w:tcPr>
-          <w:p>
-            <w:pPr>
-              <w:pStyle w:val="TextoTablas"/>
+            <w:proofErr w:type="spellStart"/>
+            <w:r>
               <w:rPr>
                 <w:lang w:val="es-CO"/>
               </w:rPr>
-            </w:pPr>
-            <w:r>
-              <w:t>Evaluación de contenidos inclusivos y accesibles</w:t>
-            </w:r>
-          </w:p>
-        </w:tc>
-        <w:tc>
-          <w:tcPr>
-            <w:tcW w:w="3969" w:type="dxa"/>
-          </w:tcPr>
-          <w:p>
-            <w:pPr>
-              <w:pStyle w:val="TextoTablas"/>
-              <w:rPr>
-                <w:lang w:val="es-CO"/>
-              </w:rPr>
-            </w:pPr>
-            <w:r>
-              <w:t>Centro de Gestión de Mercados, Logística y Tecnologías de la Información</w:t>
-            </w:r>
-            <w:r>
-              <w:t xml:space="preserve"> - </w:t>
-            </w:r>
-            <w:r>
-              <w:t xml:space="preserve">Regional Distrito Capital </w:t>
-            </w:r>
-          </w:p>
-        </w:tc>
-      </w:tr>
-      <w:tr>
-        <w:tc>
-          <w:tcPr>
-            <w:tcW w:w="2830" w:type="dxa"/>
-          </w:tcPr>
-          <w:p>
-            <w:pPr>
-              <w:pStyle w:val="TextoTablas"/>
-              <w:rPr>
-                <w:lang w:val="es-CO"/>
-              </w:rPr>
-            </w:pPr>
-            <w:r>
-              <w:t>Lina Marcela Pérez Manchego</w:t>
-            </w:r>
-          </w:p>
-        </w:tc>
-        <w:tc>
-          <w:tcPr>
-            <w:tcW w:w="3261" w:type="dxa"/>
-          </w:tcPr>
-          <w:p>
-            <w:pPr>
-              <w:pStyle w:val="TextoTablas"/>
-              <w:rPr>
-                <w:lang w:val="es-CO"/>
-              </w:rPr>
-            </w:pPr>
-            <w:r>
-              <w:t>Validación de recursos educativos digitales</w:t>
-            </w:r>
-          </w:p>
-        </w:tc>
-        <w:tc>
-          <w:tcPr>
-            <w:tcW w:w="3969" w:type="dxa"/>
-          </w:tcPr>
-          <w:p>
-            <w:pPr>
-              <w:pStyle w:val="TextoTablas"/>
-              <w:rPr>
-                <w:lang w:val="es-CO"/>
-              </w:rPr>
-            </w:pPr>
-            <w:r>
-              <w:t>Centro de Gestión de Mercados, Logística y Tecnologías de la Información</w:t>
-            </w:r>
-            <w:r>
-              <w:t xml:space="preserve"> - </w:t>
-            </w:r>
-            <w:r>
-              <w:t xml:space="preserve">Regional Distrito Capital </w:t>
-            </w:r>
-          </w:p>
-        </w:tc>
-      </w:tr>
-      <w:tr>
-        <w:trPr>
-          <w:cnfStyle w:val="000000100000" w:firstRow="0" w:lastRow="0" w:firstColumn="0" w:lastColumn="0" w:oddVBand="0" w:evenVBand="0" w:oddHBand="1" w:evenHBand="0" w:firstRowFirstColumn="0" w:firstRowLastColumn="0" w:lastRowFirstColumn="0" w:lastRowLastColumn="0"/>
-        </w:trPr>
-        <w:tc>
-          <w:tcPr>
-            <w:tcW w:w="2830" w:type="dxa"/>
-          </w:tcPr>
-          <w:p>
-            <w:pPr>
-              <w:pStyle w:val="TextoTablas"/>
-            </w:pPr>
-            <w:proofErr w:type="spellStart"/>
-            <w:r>
-              <w:t>Leyson</w:t>
-            </w:r>
-            <w:proofErr w:type="spellEnd"/>
-            <w:r>
-              <w:t xml:space="preserve"> Fabian Castaño Pérez</w:t>
-            </w:r>
-          </w:p>
-        </w:tc>
-        <w:tc>
-          <w:tcPr>
-            <w:tcW w:w="3261" w:type="dxa"/>
-          </w:tcPr>
-          <w:p>
-            <w:pPr>
-              <w:pStyle w:val="TextoTablas"/>
-            </w:pPr>
-            <w:r>
-              <w:t>Validación de recursos educativos digitales y vinculación LMS</w:t>
-            </w:r>
-          </w:p>
-        </w:tc>
-        <w:tc>
-          <w:tcPr>
-            <w:tcW w:w="3969" w:type="dxa"/>
-          </w:tcPr>
-          <w:p>
-            <w:pPr>
-              <w:pStyle w:val="TextoTablas"/>
-            </w:pPr>
-            <w:r>
-              <w:t>Centro de Gestión de Mercados, Logística y Tecnologías de la Información</w:t>
-            </w:r>
-            <w:r>
-              <w:t xml:space="preserve"> - </w:t>
-            </w:r>
-            <w:r>
-              <w:t xml:space="preserve">Regional Distrito Capital </w:t>
-            </w:r>
-          </w:p>
-        </w:tc>
-      </w:tr>
-      <w:tr>
-        <w:tc>
-          <w:tcPr>
-            <w:tcW w:w="2830" w:type="dxa"/>
-          </w:tcPr>
-          <w:p>
-            <w:pPr>
-              <w:pStyle w:val="TextoTablas"/>
-              <w:rPr>
-                <w:lang w:val="es-CO"/>
-              </w:rPr>
-            </w:pPr>
-            <w:r>
-              <w:rPr>
-                <w:lang w:val="es-CO"/>
-              </w:rPr>
-              <w:t>Ricardo Oliveros Zambrano</w:t>
-            </w:r>
-          </w:p>
-        </w:tc>
-        <w:tc>
-          <w:tcPr>
-            <w:tcW w:w="3261" w:type="dxa"/>
-          </w:tcPr>
-          <w:p>
-            <w:pPr>
-              <w:pStyle w:val="TextoTablas"/>
-              <w:rPr>
-                <w:lang w:val="es-CO"/>
-              </w:rPr>
-            </w:pPr>
-            <w:r>
-              <w:rPr>
-                <w:lang w:val="es-CO"/>
-              </w:rPr>
-              <w:t>V</w:t>
-            </w:r>
-            <w:r>
-              <w:rPr>
-                <w:lang w:val="es-CO"/>
-              </w:rPr>
-              <w:t>alidador de recursos educativos digitales</w:t>
-            </w:r>
-          </w:p>
-        </w:tc>
-        <w:tc>
-          <w:tcPr>
-            <w:tcW w:w="3969" w:type="dxa"/>
-          </w:tcPr>
-          <w:p>
-            <w:pPr>
-              <w:pStyle w:val="TextoTablas"/>
-              <w:rPr>
-                <w:lang w:val="es-CO"/>
-              </w:rPr>
-            </w:pPr>
-            <w:r>
-              <w:rPr>
-                <w:lang w:val="es-CO"/>
-              </w:rPr>
-              <w:t>Centro Agroempresarial y Desarrollo Pecuario</w:t>
-            </w:r>
-            <w:r>
-              <w:rPr>
-                <w:lang w:val="es-CO"/>
-              </w:rPr>
-              <w:t xml:space="preserve"> - </w:t>
-            </w:r>
-            <w:r>
-              <w:rPr>
-                <w:lang w:val="es-CO"/>
-              </w:rPr>
-              <w:t>Regional Huila</w:t>
-            </w:r>
-          </w:p>
-        </w:tc>
-      </w:tr>
-      <w:tr>
-        <w:trPr>
-          <w:cnfStyle w:val="000000100000" w:firstRow="0" w:lastRow="0" w:firstColumn="0" w:lastColumn="0" w:oddVBand="0" w:evenVBand="0" w:oddHBand="1" w:evenHBand="0" w:firstRowFirstColumn="0" w:firstRowLastColumn="0" w:lastRowFirstColumn="0" w:lastRowLastColumn="0"/>
-        </w:trPr>
-        <w:tc>
-          <w:tcPr>
-            <w:tcW w:w="2830" w:type="dxa"/>
-          </w:tcPr>
-          <w:p>
-            <w:pPr>
-              <w:pStyle w:val="TextoTablas"/>
-              <w:rPr>
-                <w:lang w:val="es-CO"/>
-              </w:rPr>
-            </w:pPr>
-            <w:r>
-              <w:rPr>
-                <w:lang w:val="es-CO"/>
-              </w:rPr>
-              <w:t>Aixa Natalia Sendoya Fernández</w:t>
-            </w:r>
-          </w:p>
-        </w:tc>
-        <w:tc>
-          <w:tcPr>
-            <w:tcW w:w="3261" w:type="dxa"/>
-          </w:tcPr>
-          <w:p>
-            <w:pPr>
-              <w:pStyle w:val="TextoTablas"/>
-              <w:rPr>
-                <w:lang w:val="es-CO"/>
-              </w:rPr>
-            </w:pPr>
-            <w:r>
-              <w:rPr>
-                <w:lang w:val="es-CO"/>
-              </w:rPr>
-              <w:t>V</w:t>
-            </w:r>
-            <w:r>
-              <w:rPr>
-                <w:lang w:val="es-CO"/>
-              </w:rPr>
-              <w:t>alidador de recursos educativos digitales</w:t>
-            </w:r>
-          </w:p>
-        </w:tc>
-        <w:tc>
-          <w:tcPr>
-            <w:tcW w:w="3969" w:type="dxa"/>
-          </w:tcPr>
-          <w:p>
-            <w:pPr>
-              <w:pStyle w:val="TextoTablas"/>
-              <w:rPr>
-                <w:lang w:val="es-CO"/>
-              </w:rPr>
-            </w:pPr>
-            <w:r>
-              <w:rPr>
-                <w:lang w:val="es-CO"/>
-              </w:rPr>
-              <w:t>Centro Agroempresarial y Desarrollo Pecuario</w:t>
-            </w:r>
-            <w:r>
-              <w:rPr>
-                <w:lang w:val="es-CO"/>
-              </w:rPr>
-              <w:t xml:space="preserve"> - </w:t>
-            </w:r>
-            <w:r>
-              <w:rPr>
-                <w:lang w:val="es-CO"/>
-              </w:rPr>
-              <w:t>Regional Huila</w:t>
-            </w:r>
-          </w:p>
-        </w:tc>
-      </w:tr>
-      <w:tr>
-        <w:tc>
-          <w:tcPr>
-            <w:tcW w:w="2830" w:type="dxa"/>
-          </w:tcPr>
-          <w:p>
-            <w:pPr>
-              <w:pStyle w:val="TextoTablas"/>
-              <w:rPr>
-                <w:lang w:val="es-CO"/>
-              </w:rPr>
-            </w:pPr>
-            <w:r>
-              <w:rPr>
-                <w:lang w:val="es-CO"/>
-              </w:rPr>
-              <w:t>Daniel Ricardo Mutis Gómez</w:t>
-            </w:r>
-          </w:p>
-        </w:tc>
-        <w:tc>
-          <w:tcPr>
-            <w:tcW w:w="3261" w:type="dxa"/>
-          </w:tcPr>
-          <w:p>
-            <w:pPr>
-              <w:pStyle w:val="TextoTablas"/>
-              <w:rPr>
-                <w:lang w:val="es-CO"/>
-              </w:rPr>
-            </w:pPr>
-            <w:r>
-              <w:rPr>
-                <w:lang w:val="es-CO"/>
-              </w:rPr>
-              <w:t>E</w:t>
-            </w:r>
-            <w:r>
-              <w:rPr>
-                <w:lang w:val="es-CO"/>
-              </w:rPr>
-              <w:t>valuador para contenidos inclusivos y accesibles</w:t>
-            </w:r>
-          </w:p>
-        </w:tc>
-        <w:tc>
-          <w:tcPr>
-            <w:tcW w:w="3969" w:type="dxa"/>
-          </w:tcPr>
-          <w:p>
-            <w:pPr>
-              <w:pStyle w:val="TextoTablas"/>
-              <w:rPr>
-                <w:lang w:val="es-CO"/>
-              </w:rPr>
-            </w:pPr>
-            <w:r>
-              <w:rPr>
-                <w:lang w:val="es-CO"/>
-              </w:rPr>
-              <w:t>Centro Agroempresarial y Desarrollo Pecuario</w:t>
-            </w:r>
-            <w:r>
-              <w:rPr>
-                <w:lang w:val="es-CO"/>
-              </w:rPr>
-              <w:t xml:space="preserve"> - </w:t>
-            </w:r>
-            <w:r>
-              <w:rPr>
-                <w:lang w:val="es-CO"/>
-              </w:rPr>
-              <w:t>Regional Huila</w:t>
-            </w:r>
-          </w:p>
-        </w:tc>
-      </w:tr>
-      <w:tr>
-        <w:trPr>
-          <w:cnfStyle w:val="000000100000" w:firstRow="0" w:lastRow="0" w:firstColumn="0" w:lastColumn="0" w:oddVBand="0" w:evenVBand="0" w:oddHBand="1" w:evenHBand="0" w:firstRowFirstColumn="0" w:firstRowLastColumn="0" w:lastRowFirstColumn="0" w:lastRowLastColumn="0"/>
-        </w:trPr>
-        <w:tc>
-          <w:tcPr>
-            <w:tcW w:w="2830" w:type="dxa"/>
-          </w:tcPr>
-          <w:p>
-            <w:pPr>
-              <w:pStyle w:val="TextoTablas"/>
-              <w:rPr>
-                <w:lang w:val="es-CO"/>
-              </w:rPr>
-            </w:pPr>
-            <w:proofErr w:type="spellStart"/>
-            <w:r>
-              <w:rPr>
-                <w:lang w:val="es-CO"/>
-              </w:rPr>
-              <w:lastRenderedPageBreak/>
               <w:t>Anyerson</w:t>
             </w:r>
             <w:proofErr w:type="spellEnd"/>
@@ -11351,7 +11186,7 @@
 </file>
 
 <file path=word/endnotes.xml><?xml version="1.0" encoding="utf-8"?>
-<w:endnotes xmlns:wpc="http://schemas.microsoft.com/office/word/2010/wordprocessingCanvas" xmlns:cx="http://schemas.microsoft.com/office/drawing/2014/chartex" xmlns:cx1="http://schemas.microsoft.com/office/drawing/2015/9/8/chartex" xmlns:cx2="http://schemas.microsoft.com/office/drawing/2015/10/21/chartex" xmlns:cx3="http://schemas.microsoft.com/office/drawing/2016/5/9/chartex" xmlns:cx4="http://schemas.microsoft.com/office/drawing/2016/5/10/chartex" xmlns:cx5="http://schemas.microsoft.com/office/drawing/2016/5/11/chartex" xmlns:cx6="http://schemas.microsoft.com/office/drawing/2016/5/12/chartex" xmlns:cx7="http://schemas.microsoft.com/office/drawing/2016/5/13/chartex" xmlns:cx8="http://schemas.microsoft.com/office/drawing/2016/5/14/chartex" xmlns:mc="http://schemas.openxmlformats.org/markup-compatibility/2006" xmlns:aink="http://schemas.microsoft.com/office/drawing/2016/ink" xmlns:am3d="http://schemas.microsoft.com/office/drawing/2017/model3d" xmlns:o="urn:schemas-microsoft-com:office:office" xmlns:oel="http://schemas.microsoft.com/office/2019/extlst" xmlns:r="http://schemas.openxmlformats.org/officeDocument/2006/relationships" xmlns:m="http://schemas.openxmlformats.org/officeDocument/2006/math" xmlns:v="urn:schemas-microsoft-com:vml" xmlns:wp14="http://schemas.microsoft.com/office/word/2010/wordprocessingDrawing" xmlns:wp="http://schemas.openxmlformats.org/drawingml/2006/wordprocessingDrawing" xmlns:w10="urn:schemas-microsoft-com:office:word" xmlns:w="http://schemas.openxmlformats.org/wordprocessingml/2006/main" xmlns:w14="http://schemas.microsoft.com/office/word/2010/wordml" xmlns:w15="http://schemas.microsoft.com/office/word/2012/wordml" xmlns:w16cex="http://schemas.microsoft.com/office/word/2018/wordml/cex" xmlns:w16cid="http://schemas.microsoft.com/office/word/2016/wordml/cid" xmlns:w16="http://schemas.microsoft.com/office/word/2018/wordml" xmlns:w16sdtdh="http://schemas.microsoft.com/office/word/2020/wordml/sdtdatahash" xmlns:w16se="http://schemas.microsoft.com/office/word/2015/wordml/symex" xmlns:wpg="http://schemas.microsoft.com/office/word/2010/wordprocessingGroup" xmlns:wpi="http://schemas.microsoft.com/office/word/2010/wordprocessingInk" xmlns:wne="http://schemas.microsoft.com/office/word/2006/wordml" xmlns:wps="http://schemas.microsoft.com/office/word/2010/wordprocessingShape" mc:Ignorable="w14 w15 w16se w16cid w16 w16cex w16sdtdh wp14">
+<w:endnotes xmlns:wpc="http://schemas.microsoft.com/office/word/2010/wordprocessingCanvas" xmlns:cx="http://schemas.microsoft.com/office/drawing/2014/chartex" xmlns:cx1="http://schemas.microsoft.com/office/drawing/2015/9/8/chartex" xmlns:cx2="http://schemas.microsoft.com/office/drawing/2015/10/21/chartex" xmlns:cx3="http://schemas.microsoft.com/office/drawing/2016/5/9/chartex" xmlns:cx4="http://schemas.microsoft.com/office/drawing/2016/5/10/chartex" xmlns:cx5="http://schemas.microsoft.com/office/drawing/2016/5/11/chartex" xmlns:cx6="http://schemas.microsoft.com/office/drawing/2016/5/12/chartex" xmlns:cx7="http://schemas.microsoft.com/office/drawing/2016/5/13/chartex" xmlns:cx8="http://schemas.microsoft.com/office/drawing/2016/5/14/chartex" xmlns:mc="http://schemas.openxmlformats.org/markup-compatibility/2006" xmlns:aink="http://schemas.microsoft.com/office/drawing/2016/ink" xmlns:am3d="http://schemas.microsoft.com/office/drawing/2017/model3d" xmlns:o="urn:schemas-microsoft-com:office:office" xmlns:r="http://schemas.openxmlformats.org/officeDocument/2006/relationships" xmlns:m="http://schemas.openxmlformats.org/officeDocument/2006/math" xmlns:v="urn:schemas-microsoft-com:vml" xmlns:wp14="http://schemas.microsoft.com/office/word/2010/wordprocessingDrawing" xmlns:wp="http://schemas.openxmlformats.org/drawingml/2006/wordprocessingDrawing" xmlns:w10="urn:schemas-microsoft-com:office:word" xmlns:w="http://schemas.openxmlformats.org/wordprocessingml/2006/main" xmlns:w14="http://schemas.microsoft.com/office/word/2010/wordml" xmlns:w15="http://schemas.microsoft.com/office/word/2012/wordml" xmlns:w16cex="http://schemas.microsoft.com/office/word/2018/wordml/cex" xmlns:w16cid="http://schemas.microsoft.com/office/word/2016/wordml/cid" xmlns:w16="http://schemas.microsoft.com/office/word/2018/wordml" xmlns:w16se="http://schemas.microsoft.com/office/word/2015/wordml/symex" xmlns:wpg="http://schemas.microsoft.com/office/word/2010/wordprocessingGroup" xmlns:wpi="http://schemas.microsoft.com/office/word/2010/wordprocessingInk" xmlns:wne="http://schemas.microsoft.com/office/word/2006/wordml" xmlns:wps="http://schemas.microsoft.com/office/word/2010/wordprocessingShape" mc:Ignorable="w14 w15 w16se w16cid w16 w16cex wp14">
   <w:endnote w:type="separator" w:id="-1">
     <w:p>
       <w:pPr>
@@ -11376,7 +11211,7 @@
 </file>
 
 <file path=word/footer1.xml><?xml version="1.0" encoding="utf-8"?>
-<w:ftr xmlns:wpc="http://schemas.microsoft.com/office/word/2010/wordprocessingCanvas" xmlns:cx="http://schemas.microsoft.com/office/drawing/2014/chartex" xmlns:cx1="http://schemas.microsoft.com/office/drawing/2015/9/8/chartex" xmlns:cx2="http://schemas.microsoft.com/office/drawing/2015/10/21/chartex" xmlns:cx3="http://schemas.microsoft.com/office/drawing/2016/5/9/chartex" xmlns:cx4="http://schemas.microsoft.com/office/drawing/2016/5/10/chartex" xmlns:cx5="http://schemas.microsoft.com/office/drawing/2016/5/11/chartex" xmlns:cx6="http://schemas.microsoft.com/office/drawing/2016/5/12/chartex" xmlns:cx7="http://schemas.microsoft.com/office/drawing/2016/5/13/chartex" xmlns:cx8="http://schemas.microsoft.com/office/drawing/2016/5/14/chartex" xmlns:mc="http://schemas.openxmlformats.org/markup-compatibility/2006" xmlns:aink="http://schemas.microsoft.com/office/drawing/2016/ink" xmlns:am3d="http://schemas.microsoft.com/office/drawing/2017/model3d" xmlns:o="urn:schemas-microsoft-com:office:office" xmlns:oel="http://schemas.microsoft.com/office/2019/extlst" xmlns:r="http://schemas.openxmlformats.org/officeDocument/2006/relationships" xmlns:m="http://schemas.openxmlformats.org/officeDocument/2006/math" xmlns:v="urn:schemas-microsoft-com:vml" xmlns:wp14="http://schemas.microsoft.com/office/word/2010/wordprocessingDrawing" xmlns:wp="http://schemas.openxmlformats.org/drawingml/2006/wordprocessingDrawing" xmlns:w10="urn:schemas-microsoft-com:office:word" xmlns:w="http://schemas.openxmlformats.org/wordprocessingml/2006/main" xmlns:w14="http://schemas.microsoft.com/office/word/2010/wordml" xmlns:w15="http://schemas.microsoft.com/office/word/2012/wordml" xmlns:w16cex="http://schemas.microsoft.com/office/word/2018/wordml/cex" xmlns:w16cid="http://schemas.microsoft.com/office/word/2016/wordml/cid" xmlns:w16="http://schemas.microsoft.com/office/word/2018/wordml" xmlns:w16sdtdh="http://schemas.microsoft.com/office/word/2020/wordml/sdtdatahash" xmlns:w16se="http://schemas.microsoft.com/office/word/2015/wordml/symex" xmlns:wpg="http://schemas.microsoft.com/office/word/2010/wordprocessingGroup" xmlns:wpi="http://schemas.microsoft.com/office/word/2010/wordprocessingInk" xmlns:wne="http://schemas.microsoft.com/office/word/2006/wordml" xmlns:wps="http://schemas.microsoft.com/office/word/2010/wordprocessingShape" mc:Ignorable="w14 w15 w16se w16cid w16 w16cex w16sdtdh wp14">
+<w:ftr xmlns:wpc="http://schemas.microsoft.com/office/word/2010/wordprocessingCanvas" xmlns:cx="http://schemas.microsoft.com/office/drawing/2014/chartex" xmlns:cx1="http://schemas.microsoft.com/office/drawing/2015/9/8/chartex" xmlns:cx2="http://schemas.microsoft.com/office/drawing/2015/10/21/chartex" xmlns:cx3="http://schemas.microsoft.com/office/drawing/2016/5/9/chartex" xmlns:cx4="http://schemas.microsoft.com/office/drawing/2016/5/10/chartex" xmlns:cx5="http://schemas.microsoft.com/office/drawing/2016/5/11/chartex" xmlns:cx6="http://schemas.microsoft.com/office/drawing/2016/5/12/chartex" xmlns:cx7="http://schemas.microsoft.com/office/drawing/2016/5/13/chartex" xmlns:cx8="http://schemas.microsoft.com/office/drawing/2016/5/14/chartex" xmlns:mc="http://schemas.openxmlformats.org/markup-compatibility/2006" xmlns:aink="http://schemas.microsoft.com/office/drawing/2016/ink" xmlns:am3d="http://schemas.microsoft.com/office/drawing/2017/model3d" xmlns:o="urn:schemas-microsoft-com:office:office" xmlns:r="http://schemas.openxmlformats.org/officeDocument/2006/relationships" xmlns:m="http://schemas.openxmlformats.org/officeDocument/2006/math" xmlns:v="urn:schemas-microsoft-com:vml" xmlns:wp14="http://schemas.microsoft.com/office/word/2010/wordprocessingDrawing" xmlns:wp="http://schemas.openxmlformats.org/drawingml/2006/wordprocessingDrawing" xmlns:w10="urn:schemas-microsoft-com:office:word" xmlns:w="http://schemas.openxmlformats.org/wordprocessingml/2006/main" xmlns:w14="http://schemas.microsoft.com/office/word/2010/wordml" xmlns:w15="http://schemas.microsoft.com/office/word/2012/wordml" xmlns:w16cex="http://schemas.microsoft.com/office/word/2018/wordml/cex" xmlns:w16cid="http://schemas.microsoft.com/office/word/2016/wordml/cid" xmlns:w16="http://schemas.microsoft.com/office/word/2018/wordml" xmlns:w16se="http://schemas.microsoft.com/office/word/2015/wordml/symex" xmlns:wpg="http://schemas.microsoft.com/office/word/2010/wordprocessingGroup" xmlns:wpi="http://schemas.microsoft.com/office/word/2010/wordprocessingInk" xmlns:wne="http://schemas.microsoft.com/office/word/2006/wordml" xmlns:wps="http://schemas.microsoft.com/office/word/2010/wordprocessingShape" mc:Ignorable="w14 w15 w16se w16cid w16 w16cex wp14">
   <w:sdt>
     <w:sdtPr>
       <w:id w:val="-1465197936"/>
@@ -11385,6 +11220,7 @@
         <w:docPartUnique/>
       </w:docPartObj>
     </w:sdtPr>
+    <w:sdtEndPr/>
     <w:sdtContent>
       <w:p>
         <w:pPr>
@@ -11421,7 +11257,7 @@
 </file>
 
 <file path=word/footnotes.xml><?xml version="1.0" encoding="utf-8"?>
-<w:footnotes xmlns:wpc="http://schemas.microsoft.com/office/word/2010/wordprocessingCanvas" xmlns:cx="http://schemas.microsoft.com/office/drawing/2014/chartex" xmlns:cx1="http://schemas.microsoft.com/office/drawing/2015/9/8/chartex" xmlns:cx2="http://schemas.microsoft.com/office/drawing/2015/10/21/chartex" xmlns:cx3="http://schemas.microsoft.com/office/drawing/2016/5/9/chartex" xmlns:cx4="http://schemas.microsoft.com/office/drawing/2016/5/10/chartex" xmlns:cx5="http://schemas.microsoft.com/office/drawing/2016/5/11/chartex" xmlns:cx6="http://schemas.microsoft.com/office/drawing/2016/5/12/chartex" xmlns:cx7="http://schemas.microsoft.com/office/drawing/2016/5/13/chartex" xmlns:cx8="http://schemas.microsoft.com/office/drawing/2016/5/14/chartex" xmlns:mc="http://schemas.openxmlformats.org/markup-compatibility/2006" xmlns:aink="http://schemas.microsoft.com/office/drawing/2016/ink" xmlns:am3d="http://schemas.microsoft.com/office/drawing/2017/model3d" xmlns:o="urn:schemas-microsoft-com:office:office" xmlns:oel="http://schemas.microsoft.com/office/2019/extlst" xmlns:r="http://schemas.openxmlformats.org/officeDocument/2006/relationships" xmlns:m="http://schemas.openxmlformats.org/officeDocument/2006/math" xmlns:v="urn:schemas-microsoft-com:vml" xmlns:wp14="http://schemas.microsoft.com/office/word/2010/wordprocessingDrawing" xmlns:wp="http://schemas.openxmlformats.org/drawingml/2006/wordprocessingDrawing" xmlns:w10="urn:schemas-microsoft-com:office:word" xmlns:w="http://schemas.openxmlformats.org/wordprocessingml/2006/main" xmlns:w14="http://schemas.microsoft.com/office/word/2010/wordml" xmlns:w15="http://schemas.microsoft.com/office/word/2012/wordml" xmlns:w16cex="http://schemas.microsoft.com/office/word/2018/wordml/cex" xmlns:w16cid="http://schemas.microsoft.com/office/word/2016/wordml/cid" xmlns:w16="http://schemas.microsoft.com/office/word/2018/wordml" xmlns:w16sdtdh="http://schemas.microsoft.com/office/word/2020/wordml/sdtdatahash" xmlns:w16se="http://schemas.microsoft.com/office/word/2015/wordml/symex" xmlns:wpg="http://schemas.microsoft.com/office/word/2010/wordprocessingGroup" xmlns:wpi="http://schemas.microsoft.com/office/word/2010/wordprocessingInk" xmlns:wne="http://schemas.microsoft.com/office/word/2006/wordml" xmlns:wps="http://schemas.microsoft.com/office/word/2010/wordprocessingShape" mc:Ignorable="w14 w15 w16se w16cid w16 w16cex w16sdtdh wp14">
+<w:footnotes xmlns:wpc="http://schemas.microsoft.com/office/word/2010/wordprocessingCanvas" xmlns:cx="http://schemas.microsoft.com/office/drawing/2014/chartex" xmlns:cx1="http://schemas.microsoft.com/office/drawing/2015/9/8/chartex" xmlns:cx2="http://schemas.microsoft.com/office/drawing/2015/10/21/chartex" xmlns:cx3="http://schemas.microsoft.com/office/drawing/2016/5/9/chartex" xmlns:cx4="http://schemas.microsoft.com/office/drawing/2016/5/10/chartex" xmlns:cx5="http://schemas.microsoft.com/office/drawing/2016/5/11/chartex" xmlns:cx6="http://schemas.microsoft.com/office/drawing/2016/5/12/chartex" xmlns:cx7="http://schemas.microsoft.com/office/drawing/2016/5/13/chartex" xmlns:cx8="http://schemas.microsoft.com/office/drawing/2016/5/14/chartex" xmlns:mc="http://schemas.openxmlformats.org/markup-compatibility/2006" xmlns:aink="http://schemas.microsoft.com/office/drawing/2016/ink" xmlns:am3d="http://schemas.microsoft.com/office/drawing/2017/model3d" xmlns:o="urn:schemas-microsoft-com:office:office" xmlns:r="http://schemas.openxmlformats.org/officeDocument/2006/relationships" xmlns:m="http://schemas.openxmlformats.org/officeDocument/2006/math" xmlns:v="urn:schemas-microsoft-com:vml" xmlns:wp14="http://schemas.microsoft.com/office/word/2010/wordprocessingDrawing" xmlns:wp="http://schemas.openxmlformats.org/drawingml/2006/wordprocessingDrawing" xmlns:w10="urn:schemas-microsoft-com:office:word" xmlns:w="http://schemas.openxmlformats.org/wordprocessingml/2006/main" xmlns:w14="http://schemas.microsoft.com/office/word/2010/wordml" xmlns:w15="http://schemas.microsoft.com/office/word/2012/wordml" xmlns:w16cex="http://schemas.microsoft.com/office/word/2018/wordml/cex" xmlns:w16cid="http://schemas.microsoft.com/office/word/2016/wordml/cid" xmlns:w16="http://schemas.microsoft.com/office/word/2018/wordml" xmlns:w16se="http://schemas.microsoft.com/office/word/2015/wordml/symex" xmlns:wpg="http://schemas.microsoft.com/office/word/2010/wordprocessingGroup" xmlns:wpi="http://schemas.microsoft.com/office/word/2010/wordprocessingInk" xmlns:wne="http://schemas.microsoft.com/office/word/2006/wordml" xmlns:wps="http://schemas.microsoft.com/office/word/2010/wordprocessingShape" mc:Ignorable="w14 w15 w16se w16cid w16 w16cex wp14">
   <w:footnote w:type="separator" w:id="-1">
     <w:p>
       <w:pPr>
@@ -11446,7 +11282,7 @@
 </file>
 
 <file path=word/header1.xml><?xml version="1.0" encoding="utf-8"?>
-<w:hdr xmlns:wpc="http://schemas.microsoft.com/office/word/2010/wordprocessingCanvas" xmlns:cx="http://schemas.microsoft.com/office/drawing/2014/chartex" xmlns:cx1="http://schemas.microsoft.com/office/drawing/2015/9/8/chartex" xmlns:cx2="http://schemas.microsoft.com/office/drawing/2015/10/21/chartex" xmlns:cx3="http://schemas.microsoft.com/office/drawing/2016/5/9/chartex" xmlns:cx4="http://schemas.microsoft.com/office/drawing/2016/5/10/chartex" xmlns:cx5="http://schemas.microsoft.com/office/drawing/2016/5/11/chartex" xmlns:cx6="http://schemas.microsoft.com/office/drawing/2016/5/12/chartex" xmlns:cx7="http://schemas.microsoft.com/office/drawing/2016/5/13/chartex" xmlns:cx8="http://schemas.microsoft.com/office/drawing/2016/5/14/chartex" xmlns:mc="http://schemas.openxmlformats.org/markup-compatibility/2006" xmlns:aink="http://schemas.microsoft.com/office/drawing/2016/ink" xmlns:am3d="http://schemas.microsoft.com/office/drawing/2017/model3d" xmlns:o="urn:schemas-microsoft-com:office:office" xmlns:oel="http://schemas.microsoft.com/office/2019/extlst" xmlns:r="http://schemas.openxmlformats.org/officeDocument/2006/relationships" xmlns:m="http://schemas.openxmlformats.org/officeDocument/2006/math" xmlns:v="urn:schemas-microsoft-com:vml" xmlns:wp14="http://schemas.microsoft.com/office/word/2010/wordprocessingDrawing" xmlns:wp="http://schemas.openxmlformats.org/drawingml/2006/wordprocessingDrawing" xmlns:w10="urn:schemas-microsoft-com:office:word" xmlns:w="http://schemas.openxmlformats.org/wordprocessingml/2006/main" xmlns:w14="http://schemas.microsoft.com/office/word/2010/wordml" xmlns:w15="http://schemas.microsoft.com/office/word/2012/wordml" xmlns:w16cex="http://schemas.microsoft.com/office/word/2018/wordml/cex" xmlns:w16cid="http://schemas.microsoft.com/office/word/2016/wordml/cid" xmlns:w16="http://schemas.microsoft.com/office/word/2018/wordml" xmlns:w16sdtdh="http://schemas.microsoft.com/office/word/2020/wordml/sdtdatahash" xmlns:w16se="http://schemas.microsoft.com/office/word/2015/wordml/symex" xmlns:wpg="http://schemas.microsoft.com/office/word/2010/wordprocessingGroup" xmlns:wpi="http://schemas.microsoft.com/office/word/2010/wordprocessingInk" xmlns:wne="http://schemas.microsoft.com/office/word/2006/wordml" xmlns:wps="http://schemas.microsoft.com/office/word/2010/wordprocessingShape" mc:Ignorable="w14 w15 w16se w16cid w16 w16cex w16sdtdh wp14">
+<w:hdr xmlns:wpc="http://schemas.microsoft.com/office/word/2010/wordprocessingCanvas" xmlns:cx="http://schemas.microsoft.com/office/drawing/2014/chartex" xmlns:cx1="http://schemas.microsoft.com/office/drawing/2015/9/8/chartex" xmlns:cx2="http://schemas.microsoft.com/office/drawing/2015/10/21/chartex" xmlns:cx3="http://schemas.microsoft.com/office/drawing/2016/5/9/chartex" xmlns:cx4="http://schemas.microsoft.com/office/drawing/2016/5/10/chartex" xmlns:cx5="http://schemas.microsoft.com/office/drawing/2016/5/11/chartex" xmlns:cx6="http://schemas.microsoft.com/office/drawing/2016/5/12/chartex" xmlns:cx7="http://schemas.microsoft.com/office/drawing/2016/5/13/chartex" xmlns:cx8="http://schemas.microsoft.com/office/drawing/2016/5/14/chartex" xmlns:mc="http://schemas.openxmlformats.org/markup-compatibility/2006" xmlns:aink="http://schemas.microsoft.com/office/drawing/2016/ink" xmlns:am3d="http://schemas.microsoft.com/office/drawing/2017/model3d" xmlns:o="urn:schemas-microsoft-com:office:office" xmlns:r="http://schemas.openxmlformats.org/officeDocument/2006/relationships" xmlns:m="http://schemas.openxmlformats.org/officeDocument/2006/math" xmlns:v="urn:schemas-microsoft-com:vml" xmlns:wp14="http://schemas.microsoft.com/office/word/2010/wordprocessingDrawing" xmlns:wp="http://schemas.openxmlformats.org/drawingml/2006/wordprocessingDrawing" xmlns:w10="urn:schemas-microsoft-com:office:word" xmlns:w="http://schemas.openxmlformats.org/wordprocessingml/2006/main" xmlns:w14="http://schemas.microsoft.com/office/word/2010/wordml" xmlns:w15="http://schemas.microsoft.com/office/word/2012/wordml" xmlns:w16cex="http://schemas.microsoft.com/office/word/2018/wordml/cex" xmlns:w16cid="http://schemas.microsoft.com/office/word/2016/wordml/cid" xmlns:w16="http://schemas.microsoft.com/office/word/2018/wordml" xmlns:w16se="http://schemas.microsoft.com/office/word/2015/wordml/symex" xmlns:wpg="http://schemas.microsoft.com/office/word/2010/wordprocessingGroup" xmlns:wpi="http://schemas.microsoft.com/office/word/2010/wordprocessingInk" xmlns:wne="http://schemas.microsoft.com/office/word/2006/wordml" xmlns:wps="http://schemas.microsoft.com/office/word/2010/wordprocessingShape" mc:Ignorable="w14 w15 w16se w16cid w16 w16cex wp14">
   <w:p>
     <w:pPr>
       <w:pStyle w:val="Encabezado"/>
@@ -11532,7 +11368,7 @@
 </file>
 
 <file path=word/numbering.xml><?xml version="1.0" encoding="utf-8"?>
-<w:numbering xmlns:wpc="http://schemas.microsoft.com/office/word/2010/wordprocessingCanvas" xmlns:cx="http://schemas.microsoft.com/office/drawing/2014/chartex" xmlns:cx1="http://schemas.microsoft.com/office/drawing/2015/9/8/chartex" xmlns:cx2="http://schemas.microsoft.com/office/drawing/2015/10/21/chartex" xmlns:cx3="http://schemas.microsoft.com/office/drawing/2016/5/9/chartex" xmlns:cx4="http://schemas.microsoft.com/office/drawing/2016/5/10/chartex" xmlns:cx5="http://schemas.microsoft.com/office/drawing/2016/5/11/chartex" xmlns:cx6="http://schemas.microsoft.com/office/drawing/2016/5/12/chartex" xmlns:cx7="http://schemas.microsoft.com/office/drawing/2016/5/13/chartex" xmlns:cx8="http://schemas.microsoft.com/office/drawing/2016/5/14/chartex" xmlns:mc="http://schemas.openxmlformats.org/markup-compatibility/2006" xmlns:aink="http://schemas.microsoft.com/office/drawing/2016/ink" xmlns:am3d="http://schemas.microsoft.com/office/drawing/2017/model3d" xmlns:o="urn:schemas-microsoft-com:office:office" xmlns:oel="http://schemas.microsoft.com/office/2019/extlst" xmlns:r="http://schemas.openxmlformats.org/officeDocument/2006/relationships" xmlns:m="http://schemas.openxmlformats.org/officeDocument/2006/math" xmlns:v="urn:schemas-microsoft-com:vml" xmlns:wp14="http://schemas.microsoft.com/office/word/2010/wordprocessingDrawing" xmlns:wp="http://schemas.openxmlformats.org/drawingml/2006/wordprocessingDrawing" xmlns:w10="urn:schemas-microsoft-com:office:word" xmlns:w="http://schemas.openxmlformats.org/wordprocessingml/2006/main" xmlns:w14="http://schemas.microsoft.com/office/word/2010/wordml" xmlns:w15="http://schemas.microsoft.com/office/word/2012/wordml" xmlns:w16cex="http://schemas.microsoft.com/office/word/2018/wordml/cex" xmlns:w16cid="http://schemas.microsoft.com/office/word/2016/wordml/cid" xmlns:w16="http://schemas.microsoft.com/office/word/2018/wordml" xmlns:w16sdtdh="http://schemas.microsoft.com/office/word/2020/wordml/sdtdatahash" xmlns:w16se="http://schemas.microsoft.com/office/word/2015/wordml/symex" xmlns:wpg="http://schemas.microsoft.com/office/word/2010/wordprocessingGroup" xmlns:wpi="http://schemas.microsoft.com/office/word/2010/wordprocessingInk" xmlns:wne="http://schemas.microsoft.com/office/word/2006/wordml" xmlns:wps="http://schemas.microsoft.com/office/word/2010/wordprocessingShape" mc:Ignorable="w14 w15 w16se w16cid w16 w16cex w16sdtdh wp14">
+<w:numbering xmlns:wpc="http://schemas.microsoft.com/office/word/2010/wordprocessingCanvas" xmlns:cx="http://schemas.microsoft.com/office/drawing/2014/chartex" xmlns:cx1="http://schemas.microsoft.com/office/drawing/2015/9/8/chartex" xmlns:cx2="http://schemas.microsoft.com/office/drawing/2015/10/21/chartex" xmlns:cx3="http://schemas.microsoft.com/office/drawing/2016/5/9/chartex" xmlns:cx4="http://schemas.microsoft.com/office/drawing/2016/5/10/chartex" xmlns:cx5="http://schemas.microsoft.com/office/drawing/2016/5/11/chartex" xmlns:cx6="http://schemas.microsoft.com/office/drawing/2016/5/12/chartex" xmlns:cx7="http://schemas.microsoft.com/office/drawing/2016/5/13/chartex" xmlns:cx8="http://schemas.microsoft.com/office/drawing/2016/5/14/chartex" xmlns:mc="http://schemas.openxmlformats.org/markup-compatibility/2006" xmlns:aink="http://schemas.microsoft.com/office/drawing/2016/ink" xmlns:am3d="http://schemas.microsoft.com/office/drawing/2017/model3d" xmlns:o="urn:schemas-microsoft-com:office:office" xmlns:r="http://schemas.openxmlformats.org/officeDocument/2006/relationships" xmlns:m="http://schemas.openxmlformats.org/officeDocument/2006/math" xmlns:v="urn:schemas-microsoft-com:vml" xmlns:wp14="http://schemas.microsoft.com/office/word/2010/wordprocessingDrawing" xmlns:wp="http://schemas.openxmlformats.org/drawingml/2006/wordprocessingDrawing" xmlns:w10="urn:schemas-microsoft-com:office:word" xmlns:w="http://schemas.openxmlformats.org/wordprocessingml/2006/main" xmlns:w14="http://schemas.microsoft.com/office/word/2010/wordml" xmlns:w15="http://schemas.microsoft.com/office/word/2012/wordml" xmlns:w16cex="http://schemas.microsoft.com/office/word/2018/wordml/cex" xmlns:w16cid="http://schemas.microsoft.com/office/word/2016/wordml/cid" xmlns:w16="http://schemas.microsoft.com/office/word/2018/wordml" xmlns:w16se="http://schemas.microsoft.com/office/word/2015/wordml/symex" xmlns:wpg="http://schemas.microsoft.com/office/word/2010/wordprocessingGroup" xmlns:wpi="http://schemas.microsoft.com/office/word/2010/wordprocessingInk" xmlns:wne="http://schemas.microsoft.com/office/word/2006/wordml" xmlns:wps="http://schemas.microsoft.com/office/word/2010/wordprocessingShape" mc:Ignorable="w14 w15 w16se w16cid w16 w16cex wp14">
   <w:abstractNum w:abstractNumId="0" w15:restartNumberingAfterBreak="0">
     <w:nsid w:val="FFFFFF7E"/>
     <w:multiLevelType w:val="singleLevel"/>
@@ -13968,40 +13804,40 @@
       </w:rPr>
     </w:lvl>
   </w:abstractNum>
-  <w:num w:numId="1" w16cid:durableId="772671749">
+  <w:num w:numId="1">
     <w:abstractNumId w:val="5"/>
   </w:num>
-  <w:num w:numId="2" w16cid:durableId="399139361">
+  <w:num w:numId="2">
     <w:abstractNumId w:val="12"/>
   </w:num>
-  <w:num w:numId="3" w16cid:durableId="610863320">
+  <w:num w:numId="3">
     <w:abstractNumId w:val="22"/>
   </w:num>
-  <w:num w:numId="4" w16cid:durableId="1026562646">
+  <w:num w:numId="4">
     <w:abstractNumId w:val="16"/>
   </w:num>
-  <w:num w:numId="5" w16cid:durableId="2006132240">
+  <w:num w:numId="5">
     <w:abstractNumId w:val="18"/>
   </w:num>
-  <w:num w:numId="6" w16cid:durableId="1391465342">
+  <w:num w:numId="6">
     <w:abstractNumId w:val="3"/>
   </w:num>
-  <w:num w:numId="7" w16cid:durableId="1319312428">
+  <w:num w:numId="7">
     <w:abstractNumId w:val="2"/>
   </w:num>
-  <w:num w:numId="8" w16cid:durableId="153881047">
+  <w:num w:numId="8">
     <w:abstractNumId w:val="4"/>
   </w:num>
-  <w:num w:numId="9" w16cid:durableId="1754889659">
+  <w:num w:numId="9">
     <w:abstractNumId w:val="1"/>
   </w:num>
-  <w:num w:numId="10" w16cid:durableId="1262683308">
+  <w:num w:numId="10">
     <w:abstractNumId w:val="0"/>
   </w:num>
-  <w:num w:numId="11" w16cid:durableId="355353611">
+  <w:num w:numId="11">
     <w:abstractNumId w:val="8"/>
   </w:num>
-  <w:num w:numId="12" w16cid:durableId="897129577">
+  <w:num w:numId="12">
     <w:abstractNumId w:val="18"/>
     <w:lvlOverride w:ilvl="0">
       <w:startOverride w:val="1"/>
@@ -14031,31 +13867,31 @@
       <w:startOverride w:val="1"/>
     </w:lvlOverride>
   </w:num>
-  <w:num w:numId="13" w16cid:durableId="1664626554">
+  <w:num w:numId="13">
     <w:abstractNumId w:val="9"/>
   </w:num>
-  <w:num w:numId="14" w16cid:durableId="90928849">
+  <w:num w:numId="14">
     <w:abstractNumId w:val="27"/>
   </w:num>
-  <w:num w:numId="15" w16cid:durableId="1367412406">
+  <w:num w:numId="15">
     <w:abstractNumId w:val="6"/>
   </w:num>
-  <w:num w:numId="16" w16cid:durableId="1769160738">
+  <w:num w:numId="16">
     <w:abstractNumId w:val="14"/>
   </w:num>
-  <w:num w:numId="17" w16cid:durableId="1645506105">
+  <w:num w:numId="17">
     <w:abstractNumId w:val="25"/>
   </w:num>
-  <w:num w:numId="18" w16cid:durableId="690490712">
+  <w:num w:numId="18">
     <w:abstractNumId w:val="15"/>
   </w:num>
-  <w:num w:numId="19" w16cid:durableId="401293611">
+  <w:num w:numId="19">
     <w:abstractNumId w:val="19"/>
   </w:num>
-  <w:num w:numId="20" w16cid:durableId="798766264">
+  <w:num w:numId="20">
     <w:abstractNumId w:val="13"/>
   </w:num>
-  <w:num w:numId="21" w16cid:durableId="1739395800">
+  <w:num w:numId="21">
     <w:abstractNumId w:val="18"/>
     <w:lvlOverride w:ilvl="0">
       <w:startOverride w:val="1"/>
@@ -14085,31 +13921,31 @@
       <w:startOverride w:val="1"/>
     </w:lvlOverride>
   </w:num>
-  <w:num w:numId="22" w16cid:durableId="143546531">
+  <w:num w:numId="22">
     <w:abstractNumId w:val="10"/>
   </w:num>
-  <w:num w:numId="23" w16cid:durableId="1599749515">
+  <w:num w:numId="23">
     <w:abstractNumId w:val="21"/>
   </w:num>
-  <w:num w:numId="24" w16cid:durableId="416438388">
+  <w:num w:numId="24">
     <w:abstractNumId w:val="11"/>
   </w:num>
-  <w:num w:numId="25" w16cid:durableId="1540629591">
+  <w:num w:numId="25">
     <w:abstractNumId w:val="24"/>
   </w:num>
-  <w:num w:numId="26" w16cid:durableId="1917399056">
+  <w:num w:numId="26">
     <w:abstractNumId w:val="7"/>
   </w:num>
-  <w:num w:numId="27" w16cid:durableId="1972010157">
+  <w:num w:numId="27">
     <w:abstractNumId w:val="23"/>
   </w:num>
-  <w:num w:numId="28" w16cid:durableId="482551776">
+  <w:num w:numId="28">
     <w:abstractNumId w:val="26"/>
   </w:num>
-  <w:num w:numId="29" w16cid:durableId="1110049823">
+  <w:num w:numId="29">
     <w:abstractNumId w:val="17"/>
   </w:num>
-  <w:num w:numId="30" w16cid:durableId="2118326638">
+  <w:num w:numId="30">
     <w:abstractNumId w:val="20"/>
   </w:num>
   <w:numIdMacAtCleanup w:val="30"/>
@@ -14117,7 +13953,7 @@
 </file>
 
 <file path=word/styles.xml><?xml version="1.0" encoding="utf-8"?>
-<w:styles xmlns:mc="http://schemas.openxmlformats.org/markup-compatibility/2006" xmlns:r="http://schemas.openxmlformats.org/officeDocument/2006/relationships" xmlns:w="http://schemas.openxmlformats.org/wordprocessingml/2006/main" xmlns:w14="http://schemas.microsoft.com/office/word/2010/wordml" xmlns:w15="http://schemas.microsoft.com/office/word/2012/wordml" xmlns:w16cex="http://schemas.microsoft.com/office/word/2018/wordml/cex" xmlns:w16cid="http://schemas.microsoft.com/office/word/2016/wordml/cid" xmlns:w16="http://schemas.microsoft.com/office/word/2018/wordml" xmlns:w16sdtdh="http://schemas.microsoft.com/office/word/2020/wordml/sdtdatahash" xmlns:w16se="http://schemas.microsoft.com/office/word/2015/wordml/symex" mc:Ignorable="w14 w15 w16se w16cid w16 w16cex w16sdtdh">
+<w:styles xmlns:mc="http://schemas.openxmlformats.org/markup-compatibility/2006" xmlns:r="http://schemas.openxmlformats.org/officeDocument/2006/relationships" xmlns:w="http://schemas.openxmlformats.org/wordprocessingml/2006/main" xmlns:w14="http://schemas.microsoft.com/office/word/2010/wordml" xmlns:w15="http://schemas.microsoft.com/office/word/2012/wordml" xmlns:w16cex="http://schemas.microsoft.com/office/word/2018/wordml/cex" xmlns:w16cid="http://schemas.microsoft.com/office/word/2016/wordml/cid" xmlns:w16="http://schemas.microsoft.com/office/word/2018/wordml" xmlns:w16se="http://schemas.microsoft.com/office/word/2015/wordml/symex" mc:Ignorable="w14 w15 w16se w16cid w16 w16cex">
   <w:docDefaults>
     <w:rPrDefault>
       <w:rPr>
@@ -26947,7 +26783,14 @@
 </file>
 
 <file path=customXml/item1.xml><?xml version="1.0" encoding="utf-8"?>
-<b:Sources xmlns:b="http://schemas.openxmlformats.org/officeDocument/2006/bibliography" xmlns="http://schemas.openxmlformats.org/officeDocument/2006/bibliography" SelectedStyle="\APASixthEditionOfficeOnline.xsl" StyleName="APA" Version="6"/>
+<p:properties xmlns:p="http://schemas.microsoft.com/office/2006/metadata/properties" xmlns:xsi="http://www.w3.org/2001/XMLSchema-instance" xmlns:pc="http://schemas.microsoft.com/office/infopath/2007/PartnerControls">
+  <documentManagement>
+    <TaxCatchAll xmlns="13c90a0b-73bc-4dc0-be5f-28d77b615beb" xsi:nil="true"/>
+    <lcf76f155ced4ddcb4097134ff3c332f xmlns="13c93bba-48ce-428c-bfe5-88b42c19b028">
+      <Terms xmlns="http://schemas.microsoft.com/office/infopath/2007/PartnerControls"/>
+    </lcf76f155ced4ddcb4097134ff3c332f>
+  </documentManagement>
+</p:properties>
 </file>
 
 <file path=customXml/item2.xml><?xml version="1.0" encoding="utf-8"?>
@@ -26960,14 +26803,7 @@
 </file>
 
 <file path=customXml/item3.xml><?xml version="1.0" encoding="utf-8"?>
-<p:properties xmlns:p="http://schemas.microsoft.com/office/2006/metadata/properties" xmlns:xsi="http://www.w3.org/2001/XMLSchema-instance" xmlns:pc="http://schemas.microsoft.com/office/infopath/2007/PartnerControls">
-  <documentManagement>
-    <TaxCatchAll xmlns="13c90a0b-73bc-4dc0-be5f-28d77b615beb" xsi:nil="true"/>
-    <lcf76f155ced4ddcb4097134ff3c332f xmlns="13c93bba-48ce-428c-bfe5-88b42c19b028">
-      <Terms xmlns="http://schemas.microsoft.com/office/infopath/2007/PartnerControls"/>
-    </lcf76f155ced4ddcb4097134ff3c332f>
-  </documentManagement>
-</p:properties>
+<b:Sources xmlns:b="http://schemas.openxmlformats.org/officeDocument/2006/bibliography" xmlns="http://schemas.openxmlformats.org/officeDocument/2006/bibliography" SelectedStyle="\APASixthEditionOfficeOnline.xsl" StyleName="APA" Version="6"/>
 </file>
 
 <file path=customXml/item4.xml><?xml version="1.0" encoding="utf-8"?>
@@ -27206,9 +27042,12 @@
 </file>
 
 <file path=customXml/itemProps1.xml><?xml version="1.0" encoding="utf-8"?>
-<ds:datastoreItem xmlns:ds="http://schemas.openxmlformats.org/officeDocument/2006/customXml" ds:itemID="{EAE431FD-7059-4C09-804B-C9D69EB7B213}">
+<ds:datastoreItem xmlns:ds="http://schemas.openxmlformats.org/officeDocument/2006/customXml" ds:itemID="{1279454D-02BE-4A9C-A117-DCD1573E2608}">
   <ds:schemaRefs>
-    <ds:schemaRef ds:uri="http://schemas.openxmlformats.org/officeDocument/2006/bibliography"/>
+    <ds:schemaRef ds:uri="http://schemas.microsoft.com/office/2006/metadata/properties"/>
+    <ds:schemaRef ds:uri="http://schemas.microsoft.com/office/infopath/2007/PartnerControls"/>
+    <ds:schemaRef ds:uri="13c90a0b-73bc-4dc0-be5f-28d77b615beb"/>
+    <ds:schemaRef ds:uri="13c93bba-48ce-428c-bfe5-88b42c19b028"/>
   </ds:schemaRefs>
 </ds:datastoreItem>
 </file>
@@ -27222,16 +27061,28 @@
 </file>
 
 <file path=customXml/itemProps3.xml><?xml version="1.0" encoding="utf-8"?>
-<ds:datastoreItem xmlns:ds="http://schemas.openxmlformats.org/officeDocument/2006/customXml" ds:itemID="{1279454D-02BE-4A9C-A117-DCD1573E2608}">
+<ds:datastoreItem xmlns:ds="http://schemas.openxmlformats.org/officeDocument/2006/customXml" ds:itemID="{EAE431FD-7059-4C09-804B-C9D69EB7B213}">
   <ds:schemaRefs>
-    <ds:schemaRef ds:uri="http://schemas.microsoft.com/office/2006/metadata/properties"/>
-    <ds:schemaRef ds:uri="http://schemas.microsoft.com/office/infopath/2007/PartnerControls"/>
-    <ds:schemaRef ds:uri="b250f519-6473-4480-8c44-6ee3a3a530c3"/>
-    <ds:schemaRef ds:uri="d174a4fb-80c2-4523-8d89-375030acacbf"/>
+    <ds:schemaRef ds:uri="http://schemas.openxmlformats.org/officeDocument/2006/bibliography"/>
   </ds:schemaRefs>
 </ds:datastoreItem>
 </file>
 
 <file path=customXml/itemProps4.xml><?xml version="1.0" encoding="utf-8"?>
-<ds:datastoreItem xmlns:ds="http://schemas.openxmlformats.org/officeDocument/2006/customXml" ds:itemID="{C9FF58FF-FA8C-4969-8A08-FCC6B8D2D8C5}"/>
+<ds:datastoreItem xmlns:ds="http://schemas.openxmlformats.org/officeDocument/2006/customXml" ds:itemID="{C9FF58FF-FA8C-4969-8A08-FCC6B8D2D8C5}">
+  <ds:schemaRefs>
+    <ds:schemaRef ds:uri="http://schemas.microsoft.com/office/2006/metadata/contentType"/>
+    <ds:schemaRef ds:uri="http://schemas.microsoft.com/office/2006/metadata/properties/metaAttributes"/>
+    <ds:schemaRef ds:uri="http://www.w3.org/2001/XMLSchema"/>
+    <ds:schemaRef ds:uri="http://schemas.microsoft.com/office/2006/metadata/properties"/>
+    <ds:schemaRef ds:uri="13c90a0b-73bc-4dc0-be5f-28d77b615beb"/>
+    <ds:schemaRef ds:uri="13c93bba-48ce-428c-bfe5-88b42c19b028"/>
+    <ds:schemaRef ds:uri="http://schemas.microsoft.com/office/2006/documentManagement/types"/>
+    <ds:schemaRef ds:uri="http://schemas.microsoft.com/office/infopath/2007/PartnerControls"/>
+    <ds:schemaRef ds:uri="http://schemas.openxmlformats.org/package/2006/metadata/core-properties"/>
+    <ds:schemaRef ds:uri="http://purl.org/dc/elements/1.1/"/>
+    <ds:schemaRef ds:uri="http://purl.org/dc/terms/"/>
+    <ds:schemaRef ds:uri="http://schemas.microsoft.com/internal/obd"/>
+  </ds:schemaRefs>
+</ds:datastoreItem>
 </file>